--- a/Assets/Documents/Meeting Minutes.docx
+++ b/Assets/Documents/Meeting Minutes.docx
@@ -1,6 +1,6 @@
 
 <file path=word/document.xml><?xml version="1.0" encoding="utf-8"?>
-<w:document xmlns:ve="http://schemas.openxmlformats.org/markup-compatibility/2006" xmlns:o="urn:schemas-microsoft-com:office:office" xmlns:r="http://schemas.openxmlformats.org/officeDocument/2006/relationships" xmlns:m="http://schemas.openxmlformats.org/officeDocument/2006/math" xmlns:v="urn:schemas-microsoft-com:vml" xmlns:wp="http://schemas.openxmlformats.org/drawingml/2006/wordprocessingDrawing" xmlns:w10="urn:schemas-microsoft-com:office:word" xmlns:w="http://schemas.openxmlformats.org/wordprocessingml/2006/main" xmlns:wne="http://schemas.microsoft.com/office/word/2006/wordml">
+<w:document xmlns:wpc="http://schemas.microsoft.com/office/word/2010/wordprocessingCanvas" xmlns:mc="http://schemas.openxmlformats.org/markup-compatibility/2006" xmlns:o="urn:schemas-microsoft-com:office:office" xmlns:r="http://schemas.openxmlformats.org/officeDocument/2006/relationships" xmlns:m="http://schemas.openxmlformats.org/officeDocument/2006/math" xmlns:v="urn:schemas-microsoft-com:vml" xmlns:wp14="http://schemas.microsoft.com/office/word/2010/wordprocessingDrawing" xmlns:wp="http://schemas.openxmlformats.org/drawingml/2006/wordprocessingDrawing" xmlns:w10="urn:schemas-microsoft-com:office:word" xmlns:w="http://schemas.openxmlformats.org/wordprocessingml/2006/main" xmlns:w14="http://schemas.microsoft.com/office/word/2010/wordml" xmlns:w15="http://schemas.microsoft.com/office/word/2012/wordml" xmlns:wpg="http://schemas.microsoft.com/office/word/2010/wordprocessingGroup" xmlns:wpi="http://schemas.microsoft.com/office/word/2010/wordprocessingInk" xmlns:wne="http://schemas.microsoft.com/office/word/2006/wordml" xmlns:wps="http://schemas.microsoft.com/office/word/2010/wordprocessingShape" mc:Ignorable="w14 w15 wp14">
   <w:body>
     <w:tbl>
       <w:tblPr>
@@ -19,7 +19,7 @@
           <w:left w:w="115" w:type="dxa"/>
           <w:right w:w="115" w:type="dxa"/>
         </w:tblCellMar>
-        <w:tblLook w:val="01E0"/>
+        <w:tblLook w:val="01E0" w:firstRow="1" w:lastRow="1" w:firstColumn="1" w:lastColumn="1" w:noHBand="0" w:noVBand="0"/>
       </w:tblPr>
       <w:tblGrid>
         <w:gridCol w:w="2376"/>
@@ -77,6 +77,7 @@
               <w:dataBinding w:prefixMappings="xmlns:ns0='http://schemas.openxmlformats.org/officeDocument/2006/extended-properties'" w:xpath="/ns0:Properties[1]/ns0:Company[1]" w:storeItemID="{6668398D-A668-4E3E-A5EB-62B293D839F1}"/>
               <w:text/>
             </w:sdtPr>
+            <w:sdtEndPr/>
             <w:sdtContent>
               <w:p>
                 <w:pPr>
@@ -97,6 +98,8 @@
             </w:r>
           </w:p>
         </w:tc>
+        <w:bookmarkStart w:id="0" w:name="_GoBack"/>
+        <w:bookmarkEnd w:id="0"/>
       </w:tr>
       <w:tr>
         <w:trPr>
@@ -133,6 +136,7 @@
                 <w:calendar w:val="gregorian"/>
               </w:date>
             </w:sdtPr>
+            <w:sdtEndPr/>
             <w:sdtContent>
               <w:p>
                 <w:pPr>
@@ -224,48 +228,16 @@
               <w:right w:w="115" w:type="dxa"/>
             </w:tcMar>
           </w:tcPr>
-          <w:sdt>
-            <w:sdtPr>
-              <w:id w:val="218072605"/>
-              <w:placeholder>
-                <w:docPart w:val="C42B4509B0484C39A47C2C56CBDF3CDE"/>
-              </w:placeholder>
-              <w:temporary/>
-              <w:showingPlcHdr/>
-              <w:text/>
-            </w:sdtPr>
-            <w:sdtContent>
-              <w:p>
-                <w:pPr>
-                  <w:pStyle w:val="RecipientAddress"/>
-                </w:pPr>
-                <w:r>
-                  <w:t>[Type the sender company address]</w:t>
-                </w:r>
-              </w:p>
-            </w:sdtContent>
-          </w:sdt>
-          <w:sdt>
-            <w:sdtPr>
-              <w:id w:val="218072625"/>
-              <w:placeholder>
-                <w:docPart w:val="717D72CD41A94C99BF0F8C600C3746CE"/>
-              </w:placeholder>
-              <w:temporary/>
-              <w:showingPlcHdr/>
-              <w:text/>
-            </w:sdtPr>
-            <w:sdtContent>
-              <w:p>
-                <w:pPr>
-                  <w:pStyle w:val="RecipientAddress"/>
-                </w:pPr>
-                <w:r>
-                  <w:t>[Type the recipient title]</w:t>
-                </w:r>
-              </w:p>
-            </w:sdtContent>
-          </w:sdt>
+          <w:p>
+            <w:pPr>
+              <w:pStyle w:val="RecipientAddress"/>
+            </w:pPr>
+          </w:p>
+          <w:p>
+            <w:pPr>
+              <w:pStyle w:val="RecipientAddress"/>
+            </w:pPr>
+          </w:p>
           <w:p>
             <w:pPr>
               <w:pStyle w:val="RecipientAddress"/>
@@ -286,6 +258,7 @@
                 </w:placeholder>
                 <w:text/>
               </w:sdtPr>
+              <w:sdtEndPr/>
               <w:sdtContent>
                 <w:r>
                   <w:t>Meeting Start</w:t>
@@ -341,6 +314,7 @@
               <w:dataBinding w:prefixMappings="xmlns:ns0='http://purl.org/dc/elements/1.1/' xmlns:ns1='http://schemas.openxmlformats.org/package/2006/metadata/core-properties' " w:xpath="/ns1:coreProperties[1]/ns0:creator[1]" w:storeItemID="{6C3C8BC8-F283-45AE-878A-BAB7291924A1}"/>
               <w:text/>
             </w:sdtPr>
+            <w:sdtEndPr/>
             <w:sdtContent>
               <w:p>
                 <w:pPr>
@@ -383,8 +357,8 @@
 </file>
 
 <file path=word/endnotes.xml><?xml version="1.0" encoding="utf-8"?>
-<w:endnotes xmlns:ve="http://schemas.openxmlformats.org/markup-compatibility/2006" xmlns:o="urn:schemas-microsoft-com:office:office" xmlns:r="http://schemas.openxmlformats.org/officeDocument/2006/relationships" xmlns:m="http://schemas.openxmlformats.org/officeDocument/2006/math" xmlns:v="urn:schemas-microsoft-com:vml" xmlns:wp="http://schemas.openxmlformats.org/drawingml/2006/wordprocessingDrawing" xmlns:w10="urn:schemas-microsoft-com:office:word" xmlns:w="http://schemas.openxmlformats.org/wordprocessingml/2006/main" xmlns:wne="http://schemas.microsoft.com/office/word/2006/wordml">
-  <w:endnote w:type="separator" w:id="0">
+<w:endnotes xmlns:wpc="http://schemas.microsoft.com/office/word/2010/wordprocessingCanvas" xmlns:mc="http://schemas.openxmlformats.org/markup-compatibility/2006" xmlns:o="urn:schemas-microsoft-com:office:office" xmlns:r="http://schemas.openxmlformats.org/officeDocument/2006/relationships" xmlns:m="http://schemas.openxmlformats.org/officeDocument/2006/math" xmlns:v="urn:schemas-microsoft-com:vml" xmlns:wp14="http://schemas.microsoft.com/office/word/2010/wordprocessingDrawing" xmlns:wp="http://schemas.openxmlformats.org/drawingml/2006/wordprocessingDrawing" xmlns:w10="urn:schemas-microsoft-com:office:word" xmlns:w="http://schemas.openxmlformats.org/wordprocessingml/2006/main" xmlns:w14="http://schemas.microsoft.com/office/word/2010/wordml" xmlns:w15="http://schemas.microsoft.com/office/word/2012/wordml" xmlns:wpg="http://schemas.microsoft.com/office/word/2010/wordprocessingGroup" xmlns:wpi="http://schemas.microsoft.com/office/word/2010/wordprocessingInk" xmlns:wne="http://schemas.microsoft.com/office/word/2006/wordml" xmlns:wps="http://schemas.microsoft.com/office/word/2010/wordprocessingShape" mc:Ignorable="w14 w15 wp14">
+  <w:endnote w:type="separator" w:id="-1">
     <w:p>
       <w:pPr>
         <w:spacing w:after="0" w:line="240" w:lineRule="auto"/>
@@ -394,7 +368,7 @@
       </w:r>
     </w:p>
   </w:endnote>
-  <w:endnote w:type="continuationSeparator" w:id="1">
+  <w:endnote w:type="continuationSeparator" w:id="0">
     <w:p>
       <w:pPr>
         <w:spacing w:after="0" w:line="240" w:lineRule="auto"/>
@@ -408,7 +382,7 @@
 </file>
 
 <file path=word/footer1.xml><?xml version="1.0" encoding="utf-8"?>
-<w:ftr xmlns:ve="http://schemas.openxmlformats.org/markup-compatibility/2006" xmlns:o="urn:schemas-microsoft-com:office:office" xmlns:r="http://schemas.openxmlformats.org/officeDocument/2006/relationships" xmlns:m="http://schemas.openxmlformats.org/officeDocument/2006/math" xmlns:v="urn:schemas-microsoft-com:vml" xmlns:wp="http://schemas.openxmlformats.org/drawingml/2006/wordprocessingDrawing" xmlns:w10="urn:schemas-microsoft-com:office:word" xmlns:w="http://schemas.openxmlformats.org/wordprocessingml/2006/main" xmlns:wne="http://schemas.microsoft.com/office/word/2006/wordml">
+<w:ftr xmlns:wpc="http://schemas.microsoft.com/office/word/2010/wordprocessingCanvas" xmlns:mc="http://schemas.openxmlformats.org/markup-compatibility/2006" xmlns:o="urn:schemas-microsoft-com:office:office" xmlns:r="http://schemas.openxmlformats.org/officeDocument/2006/relationships" xmlns:m="http://schemas.openxmlformats.org/officeDocument/2006/math" xmlns:v="urn:schemas-microsoft-com:vml" xmlns:wp14="http://schemas.microsoft.com/office/word/2010/wordprocessingDrawing" xmlns:wp="http://schemas.openxmlformats.org/drawingml/2006/wordprocessingDrawing" xmlns:w10="urn:schemas-microsoft-com:office:word" xmlns:w="http://schemas.openxmlformats.org/wordprocessingml/2006/main" xmlns:w14="http://schemas.microsoft.com/office/word/2010/wordml" xmlns:w15="http://schemas.microsoft.com/office/word/2012/wordml" xmlns:wpg="http://schemas.microsoft.com/office/word/2010/wordprocessingGroup" xmlns:wpi="http://schemas.microsoft.com/office/word/2010/wordprocessingInk" xmlns:wne="http://schemas.microsoft.com/office/word/2006/wordml" xmlns:wps="http://schemas.microsoft.com/office/word/2010/wordprocessingShape" mc:Ignorable="w14 w15 wp14">
   <w:p>
     <w:pPr>
       <w:pStyle w:val="Footer"/>
@@ -421,22 +395,52 @@
     <w:r>
       <w:t xml:space="preserve">Page </w:t>
     </w:r>
-    <w:fldSimple w:instr=" PAGE   \* MERGEFORMAT ">
-      <w:r>
-        <w:rPr>
-          <w:noProof/>
-          <w:sz w:val="24"/>
-          <w:szCs w:val="24"/>
-        </w:rPr>
-        <w:t>2</w:t>
-      </w:r>
-    </w:fldSimple>
+    <w:r>
+      <w:rPr>
+        <w:noProof/>
+        <w:sz w:val="24"/>
+        <w:szCs w:val="24"/>
+      </w:rPr>
+      <w:fldChar w:fldCharType="begin"/>
+    </w:r>
+    <w:r>
+      <w:rPr>
+        <w:noProof/>
+        <w:sz w:val="24"/>
+        <w:szCs w:val="24"/>
+      </w:rPr>
+      <w:instrText xml:space="preserve"> PAGE   \* MERGEFORMAT </w:instrText>
+    </w:r>
+    <w:r>
+      <w:rPr>
+        <w:noProof/>
+        <w:sz w:val="24"/>
+        <w:szCs w:val="24"/>
+      </w:rPr>
+      <w:fldChar w:fldCharType="separate"/>
+    </w:r>
+    <w:r>
+      <w:rPr>
+        <w:noProof/>
+        <w:sz w:val="24"/>
+        <w:szCs w:val="24"/>
+      </w:rPr>
+      <w:t>2</w:t>
+    </w:r>
+    <w:r>
+      <w:rPr>
+        <w:noProof/>
+        <w:sz w:val="24"/>
+        <w:szCs w:val="24"/>
+      </w:rPr>
+      <w:fldChar w:fldCharType="end"/>
+    </w:r>
   </w:p>
 </w:ftr>
 </file>
 
 <file path=word/footer2.xml><?xml version="1.0" encoding="utf-8"?>
-<w:ftr xmlns:ve="http://schemas.openxmlformats.org/markup-compatibility/2006" xmlns:o="urn:schemas-microsoft-com:office:office" xmlns:r="http://schemas.openxmlformats.org/officeDocument/2006/relationships" xmlns:m="http://schemas.openxmlformats.org/officeDocument/2006/math" xmlns:v="urn:schemas-microsoft-com:vml" xmlns:wp="http://schemas.openxmlformats.org/drawingml/2006/wordprocessingDrawing" xmlns:w10="urn:schemas-microsoft-com:office:word" xmlns:w="http://schemas.openxmlformats.org/wordprocessingml/2006/main" xmlns:wne="http://schemas.microsoft.com/office/word/2006/wordml">
+<w:ftr xmlns:wpc="http://schemas.microsoft.com/office/word/2010/wordprocessingCanvas" xmlns:mc="http://schemas.openxmlformats.org/markup-compatibility/2006" xmlns:o="urn:schemas-microsoft-com:office:office" xmlns:r="http://schemas.openxmlformats.org/officeDocument/2006/relationships" xmlns:m="http://schemas.openxmlformats.org/officeDocument/2006/math" xmlns:v="urn:schemas-microsoft-com:vml" xmlns:wp14="http://schemas.microsoft.com/office/word/2010/wordprocessingDrawing" xmlns:wp="http://schemas.openxmlformats.org/drawingml/2006/wordprocessingDrawing" xmlns:w10="urn:schemas-microsoft-com:office:word" xmlns:w="http://schemas.openxmlformats.org/wordprocessingml/2006/main" xmlns:w14="http://schemas.microsoft.com/office/word/2010/wordml" xmlns:w15="http://schemas.microsoft.com/office/word/2012/wordml" xmlns:wpg="http://schemas.microsoft.com/office/word/2010/wordprocessingGroup" xmlns:wpi="http://schemas.microsoft.com/office/word/2010/wordprocessingInk" xmlns:wne="http://schemas.microsoft.com/office/word/2006/wordml" xmlns:wps="http://schemas.microsoft.com/office/word/2010/wordprocessingShape" mc:Ignorable="w14 w15 wp14">
   <w:p>
     <w:pPr>
       <w:pStyle w:val="Footer"/>
@@ -449,23 +453,53 @@
     <w:r>
       <w:t xml:space="preserve">Page </w:t>
     </w:r>
-    <w:fldSimple w:instr=" PAGE   \* MERGEFORMAT ">
-      <w:r>
-        <w:rPr>
-          <w:noProof/>
-          <w:sz w:val="24"/>
-          <w:szCs w:val="24"/>
-        </w:rPr>
-        <w:t>2</w:t>
-      </w:r>
-    </w:fldSimple>
+    <w:r>
+      <w:rPr>
+        <w:noProof/>
+        <w:sz w:val="24"/>
+        <w:szCs w:val="24"/>
+      </w:rPr>
+      <w:fldChar w:fldCharType="begin"/>
+    </w:r>
+    <w:r>
+      <w:rPr>
+        <w:noProof/>
+        <w:sz w:val="24"/>
+        <w:szCs w:val="24"/>
+      </w:rPr>
+      <w:instrText xml:space="preserve"> PAGE   \* MERGEFORMAT </w:instrText>
+    </w:r>
+    <w:r>
+      <w:rPr>
+        <w:noProof/>
+        <w:sz w:val="24"/>
+        <w:szCs w:val="24"/>
+      </w:rPr>
+      <w:fldChar w:fldCharType="separate"/>
+    </w:r>
+    <w:r>
+      <w:rPr>
+        <w:noProof/>
+        <w:sz w:val="24"/>
+        <w:szCs w:val="24"/>
+      </w:rPr>
+      <w:t>2</w:t>
+    </w:r>
+    <w:r>
+      <w:rPr>
+        <w:noProof/>
+        <w:sz w:val="24"/>
+        <w:szCs w:val="24"/>
+      </w:rPr>
+      <w:fldChar w:fldCharType="end"/>
+    </w:r>
   </w:p>
 </w:ftr>
 </file>
 
 <file path=word/footnotes.xml><?xml version="1.0" encoding="utf-8"?>
-<w:footnotes xmlns:ve="http://schemas.openxmlformats.org/markup-compatibility/2006" xmlns:o="urn:schemas-microsoft-com:office:office" xmlns:r="http://schemas.openxmlformats.org/officeDocument/2006/relationships" xmlns:m="http://schemas.openxmlformats.org/officeDocument/2006/math" xmlns:v="urn:schemas-microsoft-com:vml" xmlns:wp="http://schemas.openxmlformats.org/drawingml/2006/wordprocessingDrawing" xmlns:w10="urn:schemas-microsoft-com:office:word" xmlns:w="http://schemas.openxmlformats.org/wordprocessingml/2006/main" xmlns:wne="http://schemas.microsoft.com/office/word/2006/wordml">
-  <w:footnote w:type="separator" w:id="0">
+<w:footnotes xmlns:wpc="http://schemas.microsoft.com/office/word/2010/wordprocessingCanvas" xmlns:mc="http://schemas.openxmlformats.org/markup-compatibility/2006" xmlns:o="urn:schemas-microsoft-com:office:office" xmlns:r="http://schemas.openxmlformats.org/officeDocument/2006/relationships" xmlns:m="http://schemas.openxmlformats.org/officeDocument/2006/math" xmlns:v="urn:schemas-microsoft-com:vml" xmlns:wp14="http://schemas.microsoft.com/office/word/2010/wordprocessingDrawing" xmlns:wp="http://schemas.openxmlformats.org/drawingml/2006/wordprocessingDrawing" xmlns:w10="urn:schemas-microsoft-com:office:word" xmlns:w="http://schemas.openxmlformats.org/wordprocessingml/2006/main" xmlns:w14="http://schemas.microsoft.com/office/word/2010/wordml" xmlns:w15="http://schemas.microsoft.com/office/word/2012/wordml" xmlns:wpg="http://schemas.microsoft.com/office/word/2010/wordprocessingGroup" xmlns:wpi="http://schemas.microsoft.com/office/word/2010/wordprocessingInk" xmlns:wne="http://schemas.microsoft.com/office/word/2006/wordml" xmlns:wps="http://schemas.microsoft.com/office/word/2010/wordprocessingShape" mc:Ignorable="w14 w15 wp14">
+  <w:footnote w:type="separator" w:id="-1">
     <w:p>
       <w:pPr>
         <w:spacing w:after="0" w:line="240" w:lineRule="auto"/>
@@ -475,7 +509,7 @@
       </w:r>
     </w:p>
   </w:footnote>
-  <w:footnote w:type="continuationSeparator" w:id="1">
+  <w:footnote w:type="continuationSeparator" w:id="0">
     <w:p>
       <w:pPr>
         <w:spacing w:after="0" w:line="240" w:lineRule="auto"/>
@@ -489,7 +523,7 @@
 </file>
 
 <file path=word/header1.xml><?xml version="1.0" encoding="utf-8"?>
-<w:hdr xmlns:ve="http://schemas.openxmlformats.org/markup-compatibility/2006" xmlns:o="urn:schemas-microsoft-com:office:office" xmlns:r="http://schemas.openxmlformats.org/officeDocument/2006/relationships" xmlns:m="http://schemas.openxmlformats.org/officeDocument/2006/math" xmlns:v="urn:schemas-microsoft-com:vml" xmlns:wp="http://schemas.openxmlformats.org/drawingml/2006/wordprocessingDrawing" xmlns:w10="urn:schemas-microsoft-com:office:word" xmlns:w="http://schemas.openxmlformats.org/wordprocessingml/2006/main" xmlns:wne="http://schemas.microsoft.com/office/word/2006/wordml">
+<w:hdr xmlns:wpc="http://schemas.microsoft.com/office/word/2010/wordprocessingCanvas" xmlns:mc="http://schemas.openxmlformats.org/markup-compatibility/2006" xmlns:o="urn:schemas-microsoft-com:office:office" xmlns:r="http://schemas.openxmlformats.org/officeDocument/2006/relationships" xmlns:m="http://schemas.openxmlformats.org/officeDocument/2006/math" xmlns:v="urn:schemas-microsoft-com:vml" xmlns:wp14="http://schemas.microsoft.com/office/word/2010/wordprocessingDrawing" xmlns:wp="http://schemas.openxmlformats.org/drawingml/2006/wordprocessingDrawing" xmlns:w10="urn:schemas-microsoft-com:office:word" xmlns:w="http://schemas.openxmlformats.org/wordprocessingml/2006/main" xmlns:w14="http://schemas.microsoft.com/office/word/2010/wordml" xmlns:w15="http://schemas.microsoft.com/office/word/2012/wordml" xmlns:wpg="http://schemas.microsoft.com/office/word/2010/wordprocessingGroup" xmlns:wpi="http://schemas.microsoft.com/office/word/2010/wordprocessingInk" xmlns:wne="http://schemas.microsoft.com/office/word/2006/wordml" xmlns:wps="http://schemas.microsoft.com/office/word/2010/wordprocessingShape" mc:Ignorable="w14 w15 wp14">
   <w:sdt>
     <w:sdtPr>
       <w:id w:val="6178373"/>
@@ -505,6 +539,7 @@
         <w:calendar w:val="gregorian"/>
       </w:date>
     </w:sdtPr>
+    <w:sdtEndPr/>
     <w:sdtContent>
       <w:p>
         <w:pPr>
@@ -525,7 +560,7 @@
 </file>
 
 <file path=word/header2.xml><?xml version="1.0" encoding="utf-8"?>
-<w:hdr xmlns:ve="http://schemas.openxmlformats.org/markup-compatibility/2006" xmlns:o="urn:schemas-microsoft-com:office:office" xmlns:r="http://schemas.openxmlformats.org/officeDocument/2006/relationships" xmlns:m="http://schemas.openxmlformats.org/officeDocument/2006/math" xmlns:v="urn:schemas-microsoft-com:vml" xmlns:wp="http://schemas.openxmlformats.org/drawingml/2006/wordprocessingDrawing" xmlns:w10="urn:schemas-microsoft-com:office:word" xmlns:w="http://schemas.openxmlformats.org/wordprocessingml/2006/main" xmlns:wne="http://schemas.microsoft.com/office/word/2006/wordml">
+<w:hdr xmlns:wpc="http://schemas.microsoft.com/office/word/2010/wordprocessingCanvas" xmlns:mc="http://schemas.openxmlformats.org/markup-compatibility/2006" xmlns:o="urn:schemas-microsoft-com:office:office" xmlns:r="http://schemas.openxmlformats.org/officeDocument/2006/relationships" xmlns:m="http://schemas.openxmlformats.org/officeDocument/2006/math" xmlns:v="urn:schemas-microsoft-com:vml" xmlns:wp14="http://schemas.microsoft.com/office/word/2010/wordprocessingDrawing" xmlns:wp="http://schemas.openxmlformats.org/drawingml/2006/wordprocessingDrawing" xmlns:w10="urn:schemas-microsoft-com:office:word" xmlns:w="http://schemas.openxmlformats.org/wordprocessingml/2006/main" xmlns:w14="http://schemas.microsoft.com/office/word/2010/wordml" xmlns:w15="http://schemas.microsoft.com/office/word/2012/wordml" xmlns:wpg="http://schemas.microsoft.com/office/word/2010/wordprocessingGroup" xmlns:wpi="http://schemas.microsoft.com/office/word/2010/wordprocessingInk" xmlns:wne="http://schemas.microsoft.com/office/word/2006/wordml" xmlns:wps="http://schemas.microsoft.com/office/word/2010/wordprocessingShape" mc:Ignorable="w14 w15 wp14">
   <w:sdt>
     <w:sdtPr>
       <w:id w:val="6233884"/>
@@ -541,6 +576,7 @@
         <w:calendar w:val="gregorian"/>
       </w:date>
     </w:sdtPr>
+    <w:sdtEndPr/>
     <w:sdtContent>
       <w:p>
         <w:pPr>
@@ -561,8 +597,8 @@
 </file>
 
 <file path=word/numbering.xml><?xml version="1.0" encoding="utf-8"?>
-<w:numbering xmlns:ve="http://schemas.openxmlformats.org/markup-compatibility/2006" xmlns:o="urn:schemas-microsoft-com:office:office" xmlns:r="http://schemas.openxmlformats.org/officeDocument/2006/relationships" xmlns:m="http://schemas.openxmlformats.org/officeDocument/2006/math" xmlns:v="urn:schemas-microsoft-com:vml" xmlns:wp="http://schemas.openxmlformats.org/drawingml/2006/wordprocessingDrawing" xmlns:w10="urn:schemas-microsoft-com:office:word" xmlns:w="http://schemas.openxmlformats.org/wordprocessingml/2006/main" xmlns:wne="http://schemas.microsoft.com/office/word/2006/wordml">
-  <w:abstractNum w:abstractNumId="0">
+<w:numbering xmlns:wpc="http://schemas.microsoft.com/office/word/2010/wordprocessingCanvas" xmlns:mc="http://schemas.openxmlformats.org/markup-compatibility/2006" xmlns:o="urn:schemas-microsoft-com:office:office" xmlns:r="http://schemas.openxmlformats.org/officeDocument/2006/relationships" xmlns:m="http://schemas.openxmlformats.org/officeDocument/2006/math" xmlns:v="urn:schemas-microsoft-com:vml" xmlns:wp14="http://schemas.microsoft.com/office/word/2010/wordprocessingDrawing" xmlns:wp="http://schemas.openxmlformats.org/drawingml/2006/wordprocessingDrawing" xmlns:w10="urn:schemas-microsoft-com:office:word" xmlns:w="http://schemas.openxmlformats.org/wordprocessingml/2006/main" xmlns:w14="http://schemas.microsoft.com/office/word/2010/wordml" xmlns:w15="http://schemas.microsoft.com/office/word/2012/wordml" xmlns:wpg="http://schemas.microsoft.com/office/word/2010/wordprocessingGroup" xmlns:wpi="http://schemas.microsoft.com/office/word/2010/wordprocessingInk" xmlns:wne="http://schemas.microsoft.com/office/word/2006/wordml" xmlns:wps="http://schemas.microsoft.com/office/word/2010/wordprocessingShape" mc:Ignorable="w14 w15 wp14">
+  <w:abstractNum w:abstractNumId="0" w15:restartNumberingAfterBreak="0">
     <w:nsid w:val="FFFFFF80"/>
     <w:multiLevelType w:val="singleLevel"/>
     <w:tmpl w:val="DB96C0E0"/>
@@ -580,7 +616,7 @@
       </w:rPr>
     </w:lvl>
   </w:abstractNum>
-  <w:abstractNum w:abstractNumId="1">
+  <w:abstractNum w:abstractNumId="1" w15:restartNumberingAfterBreak="0">
     <w:nsid w:val="FFFFFF81"/>
     <w:multiLevelType w:val="singleLevel"/>
     <w:tmpl w:val="E806DD90"/>
@@ -598,7 +634,7 @@
       </w:rPr>
     </w:lvl>
   </w:abstractNum>
-  <w:abstractNum w:abstractNumId="2">
+  <w:abstractNum w:abstractNumId="2" w15:restartNumberingAfterBreak="0">
     <w:nsid w:val="FFFFFF82"/>
     <w:multiLevelType w:val="singleLevel"/>
     <w:tmpl w:val="016CFCA8"/>
@@ -616,7 +652,7 @@
       </w:rPr>
     </w:lvl>
   </w:abstractNum>
-  <w:abstractNum w:abstractNumId="3">
+  <w:abstractNum w:abstractNumId="3" w15:restartNumberingAfterBreak="0">
     <w:nsid w:val="FFFFFF83"/>
     <w:multiLevelType w:val="singleLevel"/>
     <w:tmpl w:val="9356F1FA"/>
@@ -634,7 +670,7 @@
       </w:rPr>
     </w:lvl>
   </w:abstractNum>
-  <w:abstractNum w:abstractNumId="4">
+  <w:abstractNum w:abstractNumId="4" w15:restartNumberingAfterBreak="0">
     <w:nsid w:val="FFFFFF89"/>
     <w:multiLevelType w:val="singleLevel"/>
     <w:tmpl w:val="A2FE60F2"/>
@@ -654,7 +690,7 @@
       </w:rPr>
     </w:lvl>
   </w:abstractNum>
-  <w:abstractNum w:abstractNumId="5">
+  <w:abstractNum w:abstractNumId="5" w15:restartNumberingAfterBreak="0">
     <w:nsid w:val="2AB17A9B"/>
     <w:multiLevelType w:val="multilevel"/>
     <w:tmpl w:val="0409001D"/>
@@ -746,7 +782,7 @@
       </w:pPr>
     </w:lvl>
   </w:abstractNum>
-  <w:abstractNum w:abstractNumId="6">
+  <w:abstractNum w:abstractNumId="6" w15:restartNumberingAfterBreak="0">
     <w:nsid w:val="2C880799"/>
     <w:multiLevelType w:val="hybridMultilevel"/>
     <w:tmpl w:val="B7F49C8A"/>
@@ -915,7 +951,7 @@
 </file>
 
 <file path=word/styles.xml><?xml version="1.0" encoding="utf-8"?>
-<w:styles xmlns:r="http://schemas.openxmlformats.org/officeDocument/2006/relationships" xmlns:w="http://schemas.openxmlformats.org/wordprocessingml/2006/main">
+<w:styles xmlns:mc="http://schemas.openxmlformats.org/markup-compatibility/2006" xmlns:r="http://schemas.openxmlformats.org/officeDocument/2006/relationships" xmlns:w="http://schemas.openxmlformats.org/wordprocessingml/2006/main" xmlns:w14="http://schemas.microsoft.com/office/word/2010/wordml" xmlns:w15="http://schemas.microsoft.com/office/word/2012/wordml" mc:Ignorable="w14 w15">
   <w:docDefaults>
     <w:rPrDefault>
       <w:rPr>
@@ -931,153 +967,378 @@
       </w:pPr>
     </w:pPrDefault>
   </w:docDefaults>
-  <w:latentStyles w:defLockedState="0" w:defUIPriority="99" w:defSemiHidden="1" w:defUnhideWhenUsed="1" w:defQFormat="0" w:count="267">
-    <w:lsdException w:name="Normal" w:semiHidden="0" w:uiPriority="0" w:unhideWhenUsed="0" w:qFormat="1"/>
-    <w:lsdException w:name="heading 1" w:semiHidden="0" w:uiPriority="9" w:unhideWhenUsed="0" w:qFormat="1"/>
-    <w:lsdException w:name="heading 2" w:semiHidden="0" w:uiPriority="9" w:unhideWhenUsed="0" w:qFormat="1"/>
-    <w:lsdException w:name="heading 3" w:semiHidden="0" w:uiPriority="9" w:unhideWhenUsed="0" w:qFormat="1"/>
-    <w:lsdException w:name="heading 4" w:uiPriority="9" w:qFormat="1"/>
-    <w:lsdException w:name="heading 5" w:uiPriority="9" w:qFormat="1"/>
-    <w:lsdException w:name="heading 6" w:uiPriority="9" w:qFormat="1"/>
-    <w:lsdException w:name="heading 7" w:uiPriority="9" w:qFormat="1"/>
-    <w:lsdException w:name="heading 8" w:uiPriority="9" w:qFormat="1"/>
-    <w:lsdException w:name="heading 9" w:uiPriority="9" w:qFormat="1"/>
-    <w:lsdException w:name="toc 1" w:qFormat="1"/>
-    <w:lsdException w:name="toc 2" w:qFormat="1"/>
-    <w:lsdException w:name="toc 3" w:qFormat="1"/>
-    <w:lsdException w:name="toc 4" w:qFormat="1"/>
-    <w:lsdException w:name="toc 5" w:qFormat="1"/>
-    <w:lsdException w:name="toc 6" w:qFormat="1"/>
-    <w:lsdException w:name="toc 7" w:qFormat="1"/>
-    <w:lsdException w:name="toc 8" w:qFormat="1"/>
-    <w:lsdException w:name="toc 9" w:qFormat="1"/>
-    <w:lsdException w:name="caption" w:semiHidden="0" w:uiPriority="35" w:unhideWhenUsed="0" w:qFormat="1"/>
-    <w:lsdException w:name="List Bullet" w:uiPriority="37" w:qFormat="1"/>
-    <w:lsdException w:name="List Bullet 2" w:uiPriority="37" w:qFormat="1"/>
-    <w:lsdException w:name="List Bullet 3" w:uiPriority="37" w:qFormat="1"/>
-    <w:lsdException w:name="List Bullet 4" w:uiPriority="37" w:qFormat="1"/>
-    <w:lsdException w:name="List Bullet 5" w:uiPriority="37" w:qFormat="1"/>
-    <w:lsdException w:name="Title" w:semiHidden="0" w:uiPriority="10" w:unhideWhenUsed="0" w:qFormat="1"/>
-    <w:lsdException w:name="Closing" w:uiPriority="7" w:qFormat="1"/>
-    <w:lsdException w:name="Signature" w:uiPriority="8" w:qFormat="1"/>
-    <w:lsdException w:name="Default Paragraph Font" w:uiPriority="1"/>
-    <w:lsdException w:name="Subtitle" w:semiHidden="0" w:uiPriority="11" w:unhideWhenUsed="0" w:qFormat="1"/>
-    <w:lsdException w:name="Salutation" w:uiPriority="6" w:qFormat="1"/>
-    <w:lsdException w:name="Block Text" w:uiPriority="40"/>
-    <w:lsdException w:name="Strong" w:semiHidden="0" w:uiPriority="22" w:unhideWhenUsed="0" w:qFormat="1"/>
-    <w:lsdException w:name="Emphasis" w:semiHidden="0" w:uiPriority="20" w:unhideWhenUsed="0" w:qFormat="1"/>
-    <w:lsdException w:name="Table Grid" w:semiHidden="0" w:uiPriority="1" w:unhideWhenUsed="0"/>
-    <w:lsdException w:name="Placeholder Text" w:unhideWhenUsed="0"/>
-    <w:lsdException w:name="No Spacing" w:semiHidden="0" w:uiPriority="1" w:unhideWhenUsed="0" w:qFormat="1"/>
-    <w:lsdException w:name="Light Shading" w:semiHidden="0" w:uiPriority="40" w:unhideWhenUsed="0"/>
-    <w:lsdException w:name="Light List" w:semiHidden="0" w:uiPriority="40" w:unhideWhenUsed="0"/>
-    <w:lsdException w:name="Light Grid" w:semiHidden="0" w:uiPriority="40" w:unhideWhenUsed="0"/>
-    <w:lsdException w:name="Medium Shading 1" w:semiHidden="0" w:uiPriority="40" w:unhideWhenUsed="0"/>
-    <w:lsdException w:name="Medium Shading 2" w:semiHidden="0" w:uiPriority="40" w:unhideWhenUsed="0"/>
-    <w:lsdException w:name="Medium List 1" w:semiHidden="0" w:uiPriority="40" w:unhideWhenUsed="0"/>
-    <w:lsdException w:name="Medium List 2" w:semiHidden="0" w:uiPriority="40" w:unhideWhenUsed="0"/>
-    <w:lsdException w:name="Medium Grid 1" w:semiHidden="0" w:uiPriority="40" w:unhideWhenUsed="0"/>
-    <w:lsdException w:name="Medium Grid 2" w:semiHidden="0" w:uiPriority="40" w:unhideWhenUsed="0"/>
-    <w:lsdException w:name="Medium Grid 3" w:semiHidden="0" w:uiPriority="40" w:unhideWhenUsed="0"/>
-    <w:lsdException w:name="Dark List" w:semiHidden="0" w:uiPriority="40" w:unhideWhenUsed="0"/>
-    <w:lsdException w:name="Colorful Shading" w:semiHidden="0" w:uiPriority="40" w:unhideWhenUsed="0"/>
-    <w:lsdException w:name="Colorful List" w:semiHidden="0" w:uiPriority="40" w:unhideWhenUsed="0"/>
-    <w:lsdException w:name="Colorful Grid" w:semiHidden="0" w:uiPriority="40" w:unhideWhenUsed="0"/>
-    <w:lsdException w:name="Light Shading Accent 1" w:semiHidden="0" w:uiPriority="41" w:unhideWhenUsed="0"/>
-    <w:lsdException w:name="Light List Accent 1" w:semiHidden="0" w:uiPriority="41" w:unhideWhenUsed="0"/>
-    <w:lsdException w:name="Light Grid Accent 1" w:semiHidden="0" w:uiPriority="41" w:unhideWhenUsed="0"/>
-    <w:lsdException w:name="Medium Shading 1 Accent 1" w:semiHidden="0" w:uiPriority="41" w:unhideWhenUsed="0"/>
-    <w:lsdException w:name="Medium Shading 2 Accent 1" w:semiHidden="0" w:uiPriority="41" w:unhideWhenUsed="0"/>
-    <w:lsdException w:name="Medium List 1 Accent 1" w:semiHidden="0" w:uiPriority="41" w:unhideWhenUsed="0"/>
-    <w:lsdException w:name="Revision" w:unhideWhenUsed="0"/>
-    <w:lsdException w:name="List Paragraph" w:semiHidden="0" w:uiPriority="34" w:unhideWhenUsed="0" w:qFormat="1"/>
-    <w:lsdException w:name="Quote" w:semiHidden="0" w:uiPriority="29" w:unhideWhenUsed="0" w:qFormat="1"/>
-    <w:lsdException w:name="Intense Quote" w:semiHidden="0" w:uiPriority="30" w:unhideWhenUsed="0" w:qFormat="1"/>
-    <w:lsdException w:name="Medium List 2 Accent 1" w:semiHidden="0" w:uiPriority="41" w:unhideWhenUsed="0"/>
-    <w:lsdException w:name="Medium Grid 1 Accent 1" w:semiHidden="0" w:uiPriority="41" w:unhideWhenUsed="0"/>
-    <w:lsdException w:name="Medium Grid 2 Accent 1" w:semiHidden="0" w:uiPriority="41" w:unhideWhenUsed="0"/>
-    <w:lsdException w:name="Medium Grid 3 Accent 1" w:semiHidden="0" w:uiPriority="41" w:unhideWhenUsed="0"/>
-    <w:lsdException w:name="Dark List Accent 1" w:semiHidden="0" w:uiPriority="41" w:unhideWhenUsed="0"/>
-    <w:lsdException w:name="Colorful Shading Accent 1" w:semiHidden="0" w:uiPriority="41" w:unhideWhenUsed="0"/>
-    <w:lsdException w:name="Colorful List Accent 1" w:semiHidden="0" w:uiPriority="41" w:unhideWhenUsed="0"/>
-    <w:lsdException w:name="Colorful Grid Accent 1" w:semiHidden="0" w:uiPriority="41" w:unhideWhenUsed="0"/>
-    <w:lsdException w:name="Light Shading Accent 2" w:semiHidden="0" w:uiPriority="42" w:unhideWhenUsed="0"/>
-    <w:lsdException w:name="Light List Accent 2" w:semiHidden="0" w:uiPriority="42" w:unhideWhenUsed="0"/>
-    <w:lsdException w:name="Light Grid Accent 2" w:semiHidden="0" w:uiPriority="42" w:unhideWhenUsed="0"/>
-    <w:lsdException w:name="Medium Shading 1 Accent 2" w:semiHidden="0" w:uiPriority="42" w:unhideWhenUsed="0"/>
-    <w:lsdException w:name="Medium Shading 2 Accent 2" w:semiHidden="0" w:uiPriority="42" w:unhideWhenUsed="0"/>
-    <w:lsdException w:name="Medium List 1 Accent 2" w:semiHidden="0" w:uiPriority="42" w:unhideWhenUsed="0"/>
-    <w:lsdException w:name="Medium List 2 Accent 2" w:semiHidden="0" w:uiPriority="42" w:unhideWhenUsed="0"/>
-    <w:lsdException w:name="Medium Grid 1 Accent 2" w:semiHidden="0" w:uiPriority="42" w:unhideWhenUsed="0"/>
-    <w:lsdException w:name="Medium Grid 2 Accent 2" w:semiHidden="0" w:uiPriority="42" w:unhideWhenUsed="0"/>
-    <w:lsdException w:name="Medium Grid 3 Accent 2" w:semiHidden="0" w:uiPriority="42" w:unhideWhenUsed="0"/>
-    <w:lsdException w:name="Dark List Accent 2" w:semiHidden="0" w:uiPriority="42" w:unhideWhenUsed="0"/>
-    <w:lsdException w:name="Colorful Shading Accent 2" w:semiHidden="0" w:uiPriority="42" w:unhideWhenUsed="0"/>
-    <w:lsdException w:name="Colorful List Accent 2" w:semiHidden="0" w:uiPriority="42" w:unhideWhenUsed="0"/>
-    <w:lsdException w:name="Colorful Grid Accent 2" w:semiHidden="0" w:uiPriority="42" w:unhideWhenUsed="0"/>
-    <w:lsdException w:name="Light Shading Accent 3" w:semiHidden="0" w:uiPriority="43" w:unhideWhenUsed="0"/>
-    <w:lsdException w:name="Light List Accent 3" w:semiHidden="0" w:uiPriority="43" w:unhideWhenUsed="0"/>
-    <w:lsdException w:name="Light Grid Accent 3" w:semiHidden="0" w:uiPriority="43" w:unhideWhenUsed="0"/>
-    <w:lsdException w:name="Medium Shading 1 Accent 3" w:semiHidden="0" w:uiPriority="43" w:unhideWhenUsed="0"/>
-    <w:lsdException w:name="Medium Shading 2 Accent 3" w:semiHidden="0" w:uiPriority="43" w:unhideWhenUsed="0"/>
-    <w:lsdException w:name="Medium List 1 Accent 3" w:semiHidden="0" w:uiPriority="43" w:unhideWhenUsed="0"/>
-    <w:lsdException w:name="Medium List 2 Accent 3" w:semiHidden="0" w:uiPriority="43" w:unhideWhenUsed="0"/>
-    <w:lsdException w:name="Medium Grid 1 Accent 3" w:semiHidden="0" w:uiPriority="43" w:unhideWhenUsed="0"/>
-    <w:lsdException w:name="Medium Grid 2 Accent 3" w:semiHidden="0" w:uiPriority="43" w:unhideWhenUsed="0"/>
-    <w:lsdException w:name="Medium Grid 3 Accent 3" w:semiHidden="0" w:uiPriority="43" w:unhideWhenUsed="0"/>
-    <w:lsdException w:name="Dark List Accent 3" w:semiHidden="0" w:uiPriority="43" w:unhideWhenUsed="0"/>
-    <w:lsdException w:name="Colorful Shading Accent 3" w:semiHidden="0" w:uiPriority="43" w:unhideWhenUsed="0"/>
-    <w:lsdException w:name="Colorful List Accent 3" w:semiHidden="0" w:uiPriority="43" w:unhideWhenUsed="0"/>
-    <w:lsdException w:name="Colorful Grid Accent 3" w:semiHidden="0" w:uiPriority="43" w:unhideWhenUsed="0"/>
-    <w:lsdException w:name="Light Shading Accent 4" w:semiHidden="0" w:uiPriority="44" w:unhideWhenUsed="0"/>
-    <w:lsdException w:name="Light List Accent 4" w:semiHidden="0" w:uiPriority="44" w:unhideWhenUsed="0"/>
-    <w:lsdException w:name="Light Grid Accent 4" w:semiHidden="0" w:uiPriority="44" w:unhideWhenUsed="0"/>
-    <w:lsdException w:name="Medium Shading 1 Accent 4" w:semiHidden="0" w:uiPriority="44" w:unhideWhenUsed="0"/>
-    <w:lsdException w:name="Medium Shading 2 Accent 4" w:semiHidden="0" w:uiPriority="44" w:unhideWhenUsed="0"/>
-    <w:lsdException w:name="Medium List 1 Accent 4" w:semiHidden="0" w:uiPriority="44" w:unhideWhenUsed="0"/>
-    <w:lsdException w:name="Medium List 2 Accent 4" w:semiHidden="0" w:uiPriority="44" w:unhideWhenUsed="0"/>
-    <w:lsdException w:name="Medium Grid 1 Accent 4" w:semiHidden="0" w:uiPriority="44" w:unhideWhenUsed="0"/>
-    <w:lsdException w:name="Medium Grid 2 Accent 4" w:semiHidden="0" w:uiPriority="44" w:unhideWhenUsed="0"/>
-    <w:lsdException w:name="Medium Grid 3 Accent 4" w:semiHidden="0" w:uiPriority="44" w:unhideWhenUsed="0"/>
-    <w:lsdException w:name="Dark List Accent 4" w:semiHidden="0" w:uiPriority="44" w:unhideWhenUsed="0"/>
-    <w:lsdException w:name="Colorful Shading Accent 4" w:semiHidden="0" w:uiPriority="44" w:unhideWhenUsed="0"/>
-    <w:lsdException w:name="Colorful List Accent 4" w:semiHidden="0" w:uiPriority="44" w:unhideWhenUsed="0"/>
-    <w:lsdException w:name="Colorful Grid Accent 4" w:semiHidden="0" w:uiPriority="44" w:unhideWhenUsed="0"/>
-    <w:lsdException w:name="Light Shading Accent 5" w:semiHidden="0" w:uiPriority="45" w:unhideWhenUsed="0"/>
-    <w:lsdException w:name="Light List Accent 5" w:semiHidden="0" w:uiPriority="45" w:unhideWhenUsed="0"/>
-    <w:lsdException w:name="Light Grid Accent 5" w:semiHidden="0" w:uiPriority="45" w:unhideWhenUsed="0"/>
-    <w:lsdException w:name="Medium Shading 1 Accent 5" w:semiHidden="0" w:uiPriority="45" w:unhideWhenUsed="0"/>
-    <w:lsdException w:name="Medium Shading 2 Accent 5" w:semiHidden="0" w:uiPriority="45" w:unhideWhenUsed="0"/>
-    <w:lsdException w:name="Medium List 1 Accent 5" w:semiHidden="0" w:uiPriority="45" w:unhideWhenUsed="0"/>
-    <w:lsdException w:name="Medium List 2 Accent 5" w:semiHidden="0" w:uiPriority="45" w:unhideWhenUsed="0"/>
-    <w:lsdException w:name="Medium Grid 1 Accent 5" w:semiHidden="0" w:uiPriority="45" w:unhideWhenUsed="0"/>
-    <w:lsdException w:name="Medium Grid 2 Accent 5" w:semiHidden="0" w:uiPriority="45" w:unhideWhenUsed="0"/>
-    <w:lsdException w:name="Medium Grid 3 Accent 5" w:semiHidden="0" w:uiPriority="45" w:unhideWhenUsed="0"/>
-    <w:lsdException w:name="Dark List Accent 5" w:semiHidden="0" w:uiPriority="45" w:unhideWhenUsed="0"/>
-    <w:lsdException w:name="Colorful Shading Accent 5" w:semiHidden="0" w:uiPriority="45" w:unhideWhenUsed="0"/>
-    <w:lsdException w:name="Colorful List Accent 5" w:semiHidden="0" w:uiPriority="45" w:unhideWhenUsed="0"/>
-    <w:lsdException w:name="Colorful Grid Accent 5" w:semiHidden="0" w:uiPriority="45" w:unhideWhenUsed="0"/>
-    <w:lsdException w:name="Light Shading Accent 6" w:semiHidden="0" w:uiPriority="46" w:unhideWhenUsed="0"/>
-    <w:lsdException w:name="Light List Accent 6" w:semiHidden="0" w:uiPriority="46" w:unhideWhenUsed="0"/>
-    <w:lsdException w:name="Light Grid Accent 6" w:semiHidden="0" w:uiPriority="46" w:unhideWhenUsed="0"/>
-    <w:lsdException w:name="Medium Shading 1 Accent 6" w:semiHidden="0" w:uiPriority="46" w:unhideWhenUsed="0"/>
-    <w:lsdException w:name="Medium Shading 2 Accent 6" w:semiHidden="0" w:uiPriority="46" w:unhideWhenUsed="0"/>
-    <w:lsdException w:name="Medium List 1 Accent 6" w:semiHidden="0" w:uiPriority="46" w:unhideWhenUsed="0"/>
-    <w:lsdException w:name="Medium List 2 Accent 6" w:semiHidden="0" w:uiPriority="46" w:unhideWhenUsed="0"/>
-    <w:lsdException w:name="Medium Grid 1 Accent 6" w:semiHidden="0" w:uiPriority="46" w:unhideWhenUsed="0"/>
-    <w:lsdException w:name="Medium Grid 2 Accent 6" w:semiHidden="0" w:uiPriority="46" w:unhideWhenUsed="0"/>
-    <w:lsdException w:name="Medium Grid 3 Accent 6" w:semiHidden="0" w:uiPriority="46" w:unhideWhenUsed="0"/>
-    <w:lsdException w:name="Dark List Accent 6" w:semiHidden="0" w:uiPriority="46" w:unhideWhenUsed="0"/>
-    <w:lsdException w:name="Colorful Shading Accent 6" w:semiHidden="0" w:uiPriority="46" w:unhideWhenUsed="0"/>
-    <w:lsdException w:name="Colorful List Accent 6" w:semiHidden="0" w:uiPriority="46" w:unhideWhenUsed="0"/>
-    <w:lsdException w:name="Colorful Grid Accent 6" w:semiHidden="0" w:uiPriority="46" w:unhideWhenUsed="0"/>
-    <w:lsdException w:name="Subtle Emphasis" w:semiHidden="0" w:uiPriority="19" w:unhideWhenUsed="0" w:qFormat="1"/>
-    <w:lsdException w:name="Intense Emphasis" w:semiHidden="0" w:uiPriority="21" w:unhideWhenUsed="0" w:qFormat="1"/>
-    <w:lsdException w:name="Subtle Reference" w:semiHidden="0" w:uiPriority="31" w:unhideWhenUsed="0" w:qFormat="1"/>
-    <w:lsdException w:name="Intense Reference" w:semiHidden="0" w:uiPriority="32" w:unhideWhenUsed="0" w:qFormat="1"/>
-    <w:lsdException w:name="Book Title" w:semiHidden="0" w:uiPriority="33" w:unhideWhenUsed="0" w:qFormat="1"/>
-    <w:lsdException w:name="Bibliography" w:uiPriority="37"/>
-    <w:lsdException w:name="TOC Heading" w:uiPriority="39" w:qFormat="1"/>
+  <w:latentStyles w:defLockedState="0" w:defUIPriority="99" w:defSemiHidden="0" w:defUnhideWhenUsed="0" w:defQFormat="0" w:count="371">
+    <w:lsdException w:name="Normal" w:uiPriority="0" w:qFormat="1"/>
+    <w:lsdException w:name="heading 1" w:uiPriority="9" w:qFormat="1"/>
+    <w:lsdException w:name="heading 2" w:uiPriority="9" w:qFormat="1"/>
+    <w:lsdException w:name="heading 3" w:uiPriority="9" w:qFormat="1"/>
+    <w:lsdException w:name="heading 4" w:semiHidden="1" w:uiPriority="9" w:unhideWhenUsed="1" w:qFormat="1"/>
+    <w:lsdException w:name="heading 5" w:semiHidden="1" w:uiPriority="9" w:unhideWhenUsed="1" w:qFormat="1"/>
+    <w:lsdException w:name="heading 6" w:semiHidden="1" w:uiPriority="9" w:unhideWhenUsed="1" w:qFormat="1"/>
+    <w:lsdException w:name="heading 7" w:semiHidden="1" w:uiPriority="9" w:unhideWhenUsed="1" w:qFormat="1"/>
+    <w:lsdException w:name="heading 8" w:semiHidden="1" w:uiPriority="9" w:unhideWhenUsed="1" w:qFormat="1"/>
+    <w:lsdException w:name="heading 9" w:semiHidden="1" w:uiPriority="9" w:unhideWhenUsed="1" w:qFormat="1"/>
+    <w:lsdException w:name="index 1" w:semiHidden="1" w:unhideWhenUsed="1"/>
+    <w:lsdException w:name="index 2" w:semiHidden="1" w:unhideWhenUsed="1"/>
+    <w:lsdException w:name="index 3" w:semiHidden="1" w:unhideWhenUsed="1"/>
+    <w:lsdException w:name="index 4" w:semiHidden="1" w:unhideWhenUsed="1"/>
+    <w:lsdException w:name="index 5" w:semiHidden="1" w:unhideWhenUsed="1"/>
+    <w:lsdException w:name="index 6" w:semiHidden="1" w:unhideWhenUsed="1"/>
+    <w:lsdException w:name="index 7" w:semiHidden="1" w:unhideWhenUsed="1"/>
+    <w:lsdException w:name="index 8" w:semiHidden="1" w:unhideWhenUsed="1"/>
+    <w:lsdException w:name="index 9" w:semiHidden="1" w:unhideWhenUsed="1"/>
+    <w:lsdException w:name="toc 1" w:semiHidden="1" w:unhideWhenUsed="1" w:qFormat="1"/>
+    <w:lsdException w:name="toc 2" w:semiHidden="1" w:unhideWhenUsed="1" w:qFormat="1"/>
+    <w:lsdException w:name="toc 3" w:semiHidden="1" w:unhideWhenUsed="1" w:qFormat="1"/>
+    <w:lsdException w:name="toc 4" w:semiHidden="1" w:unhideWhenUsed="1" w:qFormat="1"/>
+    <w:lsdException w:name="toc 5" w:semiHidden="1" w:unhideWhenUsed="1" w:qFormat="1"/>
+    <w:lsdException w:name="toc 6" w:semiHidden="1" w:unhideWhenUsed="1" w:qFormat="1"/>
+    <w:lsdException w:name="toc 7" w:semiHidden="1" w:unhideWhenUsed="1" w:qFormat="1"/>
+    <w:lsdException w:name="toc 8" w:semiHidden="1" w:unhideWhenUsed="1" w:qFormat="1"/>
+    <w:lsdException w:name="toc 9" w:semiHidden="1" w:unhideWhenUsed="1" w:qFormat="1"/>
+    <w:lsdException w:name="Normal Indent" w:semiHidden="1" w:unhideWhenUsed="1"/>
+    <w:lsdException w:name="footnote text" w:semiHidden="1" w:unhideWhenUsed="1"/>
+    <w:lsdException w:name="annotation text" w:semiHidden="1" w:unhideWhenUsed="1"/>
+    <w:lsdException w:name="header" w:semiHidden="1" w:unhideWhenUsed="1"/>
+    <w:lsdException w:name="footer" w:semiHidden="1" w:unhideWhenUsed="1"/>
+    <w:lsdException w:name="index heading" w:semiHidden="1" w:unhideWhenUsed="1"/>
+    <w:lsdException w:name="caption" w:uiPriority="35" w:qFormat="1"/>
+    <w:lsdException w:name="table of figures" w:semiHidden="1" w:unhideWhenUsed="1"/>
+    <w:lsdException w:name="envelope address" w:semiHidden="1" w:unhideWhenUsed="1"/>
+    <w:lsdException w:name="envelope return" w:semiHidden="1" w:unhideWhenUsed="1"/>
+    <w:lsdException w:name="footnote reference" w:semiHidden="1" w:unhideWhenUsed="1"/>
+    <w:lsdException w:name="annotation reference" w:semiHidden="1" w:unhideWhenUsed="1"/>
+    <w:lsdException w:name="line number" w:semiHidden="1" w:unhideWhenUsed="1"/>
+    <w:lsdException w:name="page number" w:semiHidden="1" w:unhideWhenUsed="1"/>
+    <w:lsdException w:name="endnote reference" w:semiHidden="1" w:unhideWhenUsed="1"/>
+    <w:lsdException w:name="endnote text" w:semiHidden="1" w:unhideWhenUsed="1"/>
+    <w:lsdException w:name="table of authorities" w:semiHidden="1" w:unhideWhenUsed="1"/>
+    <w:lsdException w:name="macro" w:semiHidden="1" w:unhideWhenUsed="1"/>
+    <w:lsdException w:name="toa heading" w:semiHidden="1" w:unhideWhenUsed="1"/>
+    <w:lsdException w:name="List" w:semiHidden="1" w:unhideWhenUsed="1"/>
+    <w:lsdException w:name="List Bullet" w:semiHidden="1" w:uiPriority="37" w:unhideWhenUsed="1" w:qFormat="1"/>
+    <w:lsdException w:name="List Number" w:semiHidden="1" w:unhideWhenUsed="1"/>
+    <w:lsdException w:name="List 2" w:semiHidden="1" w:unhideWhenUsed="1"/>
+    <w:lsdException w:name="List 3" w:semiHidden="1" w:unhideWhenUsed="1"/>
+    <w:lsdException w:name="List 4" w:semiHidden="1" w:unhideWhenUsed="1"/>
+    <w:lsdException w:name="List 5" w:semiHidden="1" w:unhideWhenUsed="1"/>
+    <w:lsdException w:name="List Bullet 2" w:semiHidden="1" w:uiPriority="37" w:unhideWhenUsed="1" w:qFormat="1"/>
+    <w:lsdException w:name="List Bullet 3" w:semiHidden="1" w:uiPriority="37" w:unhideWhenUsed="1" w:qFormat="1"/>
+    <w:lsdException w:name="List Bullet 4" w:semiHidden="1" w:uiPriority="37" w:unhideWhenUsed="1" w:qFormat="1"/>
+    <w:lsdException w:name="List Bullet 5" w:semiHidden="1" w:uiPriority="37" w:unhideWhenUsed="1" w:qFormat="1"/>
+    <w:lsdException w:name="List Number 2" w:semiHidden="1" w:unhideWhenUsed="1"/>
+    <w:lsdException w:name="List Number 3" w:semiHidden="1" w:unhideWhenUsed="1"/>
+    <w:lsdException w:name="List Number 4" w:semiHidden="1" w:unhideWhenUsed="1"/>
+    <w:lsdException w:name="List Number 5" w:semiHidden="1" w:unhideWhenUsed="1"/>
+    <w:lsdException w:name="Title" w:uiPriority="10" w:qFormat="1"/>
+    <w:lsdException w:name="Closing" w:semiHidden="1" w:uiPriority="7" w:unhideWhenUsed="1" w:qFormat="1"/>
+    <w:lsdException w:name="Signature" w:semiHidden="1" w:uiPriority="8" w:unhideWhenUsed="1" w:qFormat="1"/>
+    <w:lsdException w:name="Default Paragraph Font" w:semiHidden="1" w:uiPriority="1" w:unhideWhenUsed="1"/>
+    <w:lsdException w:name="Body Text" w:semiHidden="1" w:unhideWhenUsed="1"/>
+    <w:lsdException w:name="Body Text Indent" w:semiHidden="1" w:unhideWhenUsed="1"/>
+    <w:lsdException w:name="List Continue" w:semiHidden="1" w:unhideWhenUsed="1"/>
+    <w:lsdException w:name="List Continue 2" w:semiHidden="1" w:unhideWhenUsed="1"/>
+    <w:lsdException w:name="List Continue 3" w:semiHidden="1" w:unhideWhenUsed="1"/>
+    <w:lsdException w:name="List Continue 4" w:semiHidden="1" w:unhideWhenUsed="1"/>
+    <w:lsdException w:name="List Continue 5" w:semiHidden="1" w:unhideWhenUsed="1"/>
+    <w:lsdException w:name="Message Header" w:semiHidden="1" w:unhideWhenUsed="1"/>
+    <w:lsdException w:name="Subtitle" w:uiPriority="11" w:qFormat="1"/>
+    <w:lsdException w:name="Salutation" w:semiHidden="1" w:uiPriority="6" w:unhideWhenUsed="1" w:qFormat="1"/>
+    <w:lsdException w:name="Date" w:semiHidden="1" w:unhideWhenUsed="1"/>
+    <w:lsdException w:name="Body Text First Indent" w:semiHidden="1" w:unhideWhenUsed="1"/>
+    <w:lsdException w:name="Body Text First Indent 2" w:semiHidden="1" w:unhideWhenUsed="1"/>
+    <w:lsdException w:name="Note Heading" w:semiHidden="1" w:unhideWhenUsed="1"/>
+    <w:lsdException w:name="Body Text 2" w:semiHidden="1" w:unhideWhenUsed="1"/>
+    <w:lsdException w:name="Body Text 3" w:semiHidden="1" w:unhideWhenUsed="1"/>
+    <w:lsdException w:name="Body Text Indent 2" w:semiHidden="1" w:unhideWhenUsed="1"/>
+    <w:lsdException w:name="Body Text Indent 3" w:semiHidden="1" w:unhideWhenUsed="1"/>
+    <w:lsdException w:name="Block Text" w:semiHidden="1" w:uiPriority="40" w:unhideWhenUsed="1"/>
+    <w:lsdException w:name="Hyperlink" w:semiHidden="1" w:unhideWhenUsed="1"/>
+    <w:lsdException w:name="FollowedHyperlink" w:semiHidden="1" w:unhideWhenUsed="1"/>
+    <w:lsdException w:name="Strong" w:uiPriority="22" w:qFormat="1"/>
+    <w:lsdException w:name="Emphasis" w:uiPriority="20" w:qFormat="1"/>
+    <w:lsdException w:name="Document Map" w:semiHidden="1" w:unhideWhenUsed="1"/>
+    <w:lsdException w:name="Plain Text" w:semiHidden="1" w:unhideWhenUsed="1"/>
+    <w:lsdException w:name="E-mail Signature" w:semiHidden="1" w:unhideWhenUsed="1"/>
+    <w:lsdException w:name="HTML Top of Form" w:semiHidden="1" w:unhideWhenUsed="1"/>
+    <w:lsdException w:name="HTML Bottom of Form" w:semiHidden="1" w:unhideWhenUsed="1"/>
+    <w:lsdException w:name="Normal (Web)" w:semiHidden="1" w:unhideWhenUsed="1"/>
+    <w:lsdException w:name="HTML Acronym" w:semiHidden="1" w:unhideWhenUsed="1"/>
+    <w:lsdException w:name="HTML Address" w:semiHidden="1" w:unhideWhenUsed="1"/>
+    <w:lsdException w:name="HTML Cite" w:semiHidden="1" w:unhideWhenUsed="1"/>
+    <w:lsdException w:name="HTML Code" w:semiHidden="1" w:unhideWhenUsed="1"/>
+    <w:lsdException w:name="HTML Definition" w:semiHidden="1" w:unhideWhenUsed="1"/>
+    <w:lsdException w:name="HTML Keyboard" w:semiHidden="1" w:unhideWhenUsed="1"/>
+    <w:lsdException w:name="HTML Preformatted" w:semiHidden="1" w:unhideWhenUsed="1"/>
+    <w:lsdException w:name="HTML Sample" w:semiHidden="1" w:unhideWhenUsed="1"/>
+    <w:lsdException w:name="HTML Typewriter" w:semiHidden="1" w:unhideWhenUsed="1"/>
+    <w:lsdException w:name="HTML Variable" w:semiHidden="1" w:unhideWhenUsed="1"/>
+    <w:lsdException w:name="Normal Table" w:semiHidden="1" w:unhideWhenUsed="1"/>
+    <w:lsdException w:name="annotation subject" w:semiHidden="1" w:unhideWhenUsed="1"/>
+    <w:lsdException w:name="No List" w:semiHidden="1" w:unhideWhenUsed="1"/>
+    <w:lsdException w:name="Outline List 1" w:semiHidden="1" w:unhideWhenUsed="1"/>
+    <w:lsdException w:name="Outline List 2" w:semiHidden="1" w:unhideWhenUsed="1"/>
+    <w:lsdException w:name="Outline List 3" w:semiHidden="1" w:unhideWhenUsed="1"/>
+    <w:lsdException w:name="Table Simple 1" w:semiHidden="1" w:unhideWhenUsed="1"/>
+    <w:lsdException w:name="Table Simple 2" w:semiHidden="1" w:unhideWhenUsed="1"/>
+    <w:lsdException w:name="Table Simple 3" w:semiHidden="1" w:unhideWhenUsed="1"/>
+    <w:lsdException w:name="Table Classic 1" w:semiHidden="1" w:unhideWhenUsed="1"/>
+    <w:lsdException w:name="Table Classic 2" w:semiHidden="1" w:unhideWhenUsed="1"/>
+    <w:lsdException w:name="Table Classic 3" w:semiHidden="1" w:unhideWhenUsed="1"/>
+    <w:lsdException w:name="Table Classic 4" w:semiHidden="1" w:unhideWhenUsed="1"/>
+    <w:lsdException w:name="Table Colorful 1" w:semiHidden="1" w:unhideWhenUsed="1"/>
+    <w:lsdException w:name="Table Colorful 2" w:semiHidden="1" w:unhideWhenUsed="1"/>
+    <w:lsdException w:name="Table Colorful 3" w:semiHidden="1" w:unhideWhenUsed="1"/>
+    <w:lsdException w:name="Table Columns 1" w:semiHidden="1" w:unhideWhenUsed="1"/>
+    <w:lsdException w:name="Table Columns 2" w:semiHidden="1" w:unhideWhenUsed="1"/>
+    <w:lsdException w:name="Table Columns 3" w:semiHidden="1" w:unhideWhenUsed="1"/>
+    <w:lsdException w:name="Table Columns 4" w:semiHidden="1" w:unhideWhenUsed="1"/>
+    <w:lsdException w:name="Table Columns 5" w:semiHidden="1" w:unhideWhenUsed="1"/>
+    <w:lsdException w:name="Table Grid 1" w:semiHidden="1" w:unhideWhenUsed="1"/>
+    <w:lsdException w:name="Table Grid 2" w:semiHidden="1" w:unhideWhenUsed="1"/>
+    <w:lsdException w:name="Table Grid 3" w:semiHidden="1" w:unhideWhenUsed="1"/>
+    <w:lsdException w:name="Table Grid 4" w:semiHidden="1" w:unhideWhenUsed="1"/>
+    <w:lsdException w:name="Table Grid 5" w:semiHidden="1" w:unhideWhenUsed="1"/>
+    <w:lsdException w:name="Table Grid 6" w:semiHidden="1" w:unhideWhenUsed="1"/>
+    <w:lsdException w:name="Table Grid 7" w:semiHidden="1" w:unhideWhenUsed="1"/>
+    <w:lsdException w:name="Table Grid 8" w:semiHidden="1" w:unhideWhenUsed="1"/>
+    <w:lsdException w:name="Table List 1" w:semiHidden="1" w:unhideWhenUsed="1"/>
+    <w:lsdException w:name="Table List 2" w:semiHidden="1" w:unhideWhenUsed="1"/>
+    <w:lsdException w:name="Table List 3" w:semiHidden="1" w:unhideWhenUsed="1"/>
+    <w:lsdException w:name="Table List 4" w:semiHidden="1" w:unhideWhenUsed="1"/>
+    <w:lsdException w:name="Table List 5" w:semiHidden="1" w:unhideWhenUsed="1"/>
+    <w:lsdException w:name="Table List 6" w:semiHidden="1" w:unhideWhenUsed="1"/>
+    <w:lsdException w:name="Table List 7" w:semiHidden="1" w:unhideWhenUsed="1"/>
+    <w:lsdException w:name="Table List 8" w:semiHidden="1" w:unhideWhenUsed="1"/>
+    <w:lsdException w:name="Table 3D effects 1" w:semiHidden="1" w:unhideWhenUsed="1"/>
+    <w:lsdException w:name="Table 3D effects 2" w:semiHidden="1" w:unhideWhenUsed="1"/>
+    <w:lsdException w:name="Table 3D effects 3" w:semiHidden="1" w:unhideWhenUsed="1"/>
+    <w:lsdException w:name="Table Contemporary" w:semiHidden="1" w:unhideWhenUsed="1"/>
+    <w:lsdException w:name="Table Elegant" w:semiHidden="1" w:unhideWhenUsed="1"/>
+    <w:lsdException w:name="Table Professional" w:semiHidden="1" w:unhideWhenUsed="1"/>
+    <w:lsdException w:name="Table Subtle 1" w:semiHidden="1" w:unhideWhenUsed="1"/>
+    <w:lsdException w:name="Table Subtle 2" w:semiHidden="1" w:unhideWhenUsed="1"/>
+    <w:lsdException w:name="Table Web 1" w:semiHidden="1" w:unhideWhenUsed="1"/>
+    <w:lsdException w:name="Table Web 2" w:semiHidden="1" w:unhideWhenUsed="1"/>
+    <w:lsdException w:name="Table Web 3" w:semiHidden="1" w:unhideWhenUsed="1"/>
+    <w:lsdException w:name="Balloon Text" w:semiHidden="1" w:unhideWhenUsed="1"/>
+    <w:lsdException w:name="Table Grid" w:uiPriority="1"/>
+    <w:lsdException w:name="Table Theme" w:semiHidden="1" w:unhideWhenUsed="1"/>
+    <w:lsdException w:name="Placeholder Text" w:semiHidden="1"/>
+    <w:lsdException w:name="No Spacing" w:uiPriority="1" w:qFormat="1"/>
+    <w:lsdException w:name="Light Shading" w:uiPriority="40"/>
+    <w:lsdException w:name="Light List" w:uiPriority="40"/>
+    <w:lsdException w:name="Light Grid" w:uiPriority="40"/>
+    <w:lsdException w:name="Medium Shading 1" w:uiPriority="40"/>
+    <w:lsdException w:name="Medium Shading 2" w:uiPriority="40"/>
+    <w:lsdException w:name="Medium List 1" w:uiPriority="40"/>
+    <w:lsdException w:name="Medium List 2" w:uiPriority="40"/>
+    <w:lsdException w:name="Medium Grid 1" w:uiPriority="40"/>
+    <w:lsdException w:name="Medium Grid 2" w:uiPriority="40"/>
+    <w:lsdException w:name="Medium Grid 3" w:uiPriority="40"/>
+    <w:lsdException w:name="Dark List" w:uiPriority="40"/>
+    <w:lsdException w:name="Colorful Shading" w:uiPriority="40"/>
+    <w:lsdException w:name="Colorful List" w:uiPriority="40"/>
+    <w:lsdException w:name="Colorful Grid" w:uiPriority="40"/>
+    <w:lsdException w:name="Light Shading Accent 1" w:uiPriority="41"/>
+    <w:lsdException w:name="Light List Accent 1" w:uiPriority="41"/>
+    <w:lsdException w:name="Light Grid Accent 1" w:uiPriority="41"/>
+    <w:lsdException w:name="Medium Shading 1 Accent 1" w:uiPriority="41"/>
+    <w:lsdException w:name="Medium Shading 2 Accent 1" w:uiPriority="41"/>
+    <w:lsdException w:name="Medium List 1 Accent 1" w:uiPriority="41"/>
+    <w:lsdException w:name="Revision" w:semiHidden="1"/>
+    <w:lsdException w:name="List Paragraph" w:uiPriority="34" w:qFormat="1"/>
+    <w:lsdException w:name="Quote" w:uiPriority="29" w:qFormat="1"/>
+    <w:lsdException w:name="Intense Quote" w:uiPriority="30" w:qFormat="1"/>
+    <w:lsdException w:name="Medium List 2 Accent 1" w:uiPriority="41"/>
+    <w:lsdException w:name="Medium Grid 1 Accent 1" w:uiPriority="41"/>
+    <w:lsdException w:name="Medium Grid 2 Accent 1" w:uiPriority="41"/>
+    <w:lsdException w:name="Medium Grid 3 Accent 1" w:uiPriority="41"/>
+    <w:lsdException w:name="Dark List Accent 1" w:uiPriority="41"/>
+    <w:lsdException w:name="Colorful Shading Accent 1" w:uiPriority="41"/>
+    <w:lsdException w:name="Colorful List Accent 1" w:uiPriority="41"/>
+    <w:lsdException w:name="Colorful Grid Accent 1" w:uiPriority="41"/>
+    <w:lsdException w:name="Light Shading Accent 2" w:uiPriority="42"/>
+    <w:lsdException w:name="Light List Accent 2" w:uiPriority="42"/>
+    <w:lsdException w:name="Light Grid Accent 2" w:uiPriority="42"/>
+    <w:lsdException w:name="Medium Shading 1 Accent 2" w:uiPriority="42"/>
+    <w:lsdException w:name="Medium Shading 2 Accent 2" w:uiPriority="42"/>
+    <w:lsdException w:name="Medium List 1 Accent 2" w:uiPriority="42"/>
+    <w:lsdException w:name="Medium List 2 Accent 2" w:uiPriority="42"/>
+    <w:lsdException w:name="Medium Grid 1 Accent 2" w:uiPriority="42"/>
+    <w:lsdException w:name="Medium Grid 2 Accent 2" w:uiPriority="42"/>
+    <w:lsdException w:name="Medium Grid 3 Accent 2" w:uiPriority="42"/>
+    <w:lsdException w:name="Dark List Accent 2" w:uiPriority="42"/>
+    <w:lsdException w:name="Colorful Shading Accent 2" w:uiPriority="42"/>
+    <w:lsdException w:name="Colorful List Accent 2" w:uiPriority="42"/>
+    <w:lsdException w:name="Colorful Grid Accent 2" w:uiPriority="42"/>
+    <w:lsdException w:name="Light Shading Accent 3" w:uiPriority="43"/>
+    <w:lsdException w:name="Light List Accent 3" w:uiPriority="43"/>
+    <w:lsdException w:name="Light Grid Accent 3" w:uiPriority="43"/>
+    <w:lsdException w:name="Medium Shading 1 Accent 3" w:uiPriority="43"/>
+    <w:lsdException w:name="Medium Shading 2 Accent 3" w:uiPriority="43"/>
+    <w:lsdException w:name="Medium List 1 Accent 3" w:uiPriority="43"/>
+    <w:lsdException w:name="Medium List 2 Accent 3" w:uiPriority="43"/>
+    <w:lsdException w:name="Medium Grid 1 Accent 3" w:uiPriority="43"/>
+    <w:lsdException w:name="Medium Grid 2 Accent 3" w:uiPriority="43"/>
+    <w:lsdException w:name="Medium Grid 3 Accent 3" w:uiPriority="43"/>
+    <w:lsdException w:name="Dark List Accent 3" w:uiPriority="43"/>
+    <w:lsdException w:name="Colorful Shading Accent 3" w:uiPriority="43"/>
+    <w:lsdException w:name="Colorful List Accent 3" w:uiPriority="43"/>
+    <w:lsdException w:name="Colorful Grid Accent 3" w:uiPriority="43"/>
+    <w:lsdException w:name="Light Shading Accent 4" w:uiPriority="44"/>
+    <w:lsdException w:name="Light List Accent 4" w:uiPriority="44"/>
+    <w:lsdException w:name="Light Grid Accent 4" w:uiPriority="44"/>
+    <w:lsdException w:name="Medium Shading 1 Accent 4" w:uiPriority="44"/>
+    <w:lsdException w:name="Medium Shading 2 Accent 4" w:uiPriority="44"/>
+    <w:lsdException w:name="Medium List 1 Accent 4" w:uiPriority="44"/>
+    <w:lsdException w:name="Medium List 2 Accent 4" w:uiPriority="44"/>
+    <w:lsdException w:name="Medium Grid 1 Accent 4" w:uiPriority="44"/>
+    <w:lsdException w:name="Medium Grid 2 Accent 4" w:uiPriority="44"/>
+    <w:lsdException w:name="Medium Grid 3 Accent 4" w:uiPriority="44"/>
+    <w:lsdException w:name="Dark List Accent 4" w:uiPriority="44"/>
+    <w:lsdException w:name="Colorful Shading Accent 4" w:uiPriority="44"/>
+    <w:lsdException w:name="Colorful List Accent 4" w:uiPriority="44"/>
+    <w:lsdException w:name="Colorful Grid Accent 4" w:uiPriority="44"/>
+    <w:lsdException w:name="Light Shading Accent 5" w:uiPriority="45"/>
+    <w:lsdException w:name="Light List Accent 5" w:uiPriority="45"/>
+    <w:lsdException w:name="Light Grid Accent 5" w:uiPriority="45"/>
+    <w:lsdException w:name="Medium Shading 1 Accent 5" w:uiPriority="45"/>
+    <w:lsdException w:name="Medium Shading 2 Accent 5" w:uiPriority="45"/>
+    <w:lsdException w:name="Medium List 1 Accent 5" w:uiPriority="45"/>
+    <w:lsdException w:name="Medium List 2 Accent 5" w:uiPriority="45"/>
+    <w:lsdException w:name="Medium Grid 1 Accent 5" w:uiPriority="45"/>
+    <w:lsdException w:name="Medium Grid 2 Accent 5" w:uiPriority="45"/>
+    <w:lsdException w:name="Medium Grid 3 Accent 5" w:uiPriority="45"/>
+    <w:lsdException w:name="Dark List Accent 5" w:uiPriority="45"/>
+    <w:lsdException w:name="Colorful Shading Accent 5" w:uiPriority="45"/>
+    <w:lsdException w:name="Colorful List Accent 5" w:uiPriority="45"/>
+    <w:lsdException w:name="Colorful Grid Accent 5" w:uiPriority="45"/>
+    <w:lsdException w:name="Light Shading Accent 6" w:uiPriority="46"/>
+    <w:lsdException w:name="Light List Accent 6" w:uiPriority="46"/>
+    <w:lsdException w:name="Light Grid Accent 6" w:uiPriority="46"/>
+    <w:lsdException w:name="Medium Shading 1 Accent 6" w:uiPriority="46"/>
+    <w:lsdException w:name="Medium Shading 2 Accent 6" w:uiPriority="46"/>
+    <w:lsdException w:name="Medium List 1 Accent 6" w:uiPriority="46"/>
+    <w:lsdException w:name="Medium List 2 Accent 6" w:uiPriority="46"/>
+    <w:lsdException w:name="Medium Grid 1 Accent 6" w:uiPriority="46"/>
+    <w:lsdException w:name="Medium Grid 2 Accent 6" w:uiPriority="46"/>
+    <w:lsdException w:name="Medium Grid 3 Accent 6" w:uiPriority="46"/>
+    <w:lsdException w:name="Dark List Accent 6" w:uiPriority="46"/>
+    <w:lsdException w:name="Colorful Shading Accent 6" w:uiPriority="46"/>
+    <w:lsdException w:name="Colorful List Accent 6" w:uiPriority="46"/>
+    <w:lsdException w:name="Colorful Grid Accent 6" w:uiPriority="46"/>
+    <w:lsdException w:name="Subtle Emphasis" w:uiPriority="19" w:qFormat="1"/>
+    <w:lsdException w:name="Intense Emphasis" w:uiPriority="21" w:qFormat="1"/>
+    <w:lsdException w:name="Subtle Reference" w:uiPriority="31" w:qFormat="1"/>
+    <w:lsdException w:name="Intense Reference" w:uiPriority="32" w:qFormat="1"/>
+    <w:lsdException w:name="Book Title" w:uiPriority="33" w:qFormat="1"/>
+    <w:lsdException w:name="Bibliography" w:semiHidden="1" w:uiPriority="37" w:unhideWhenUsed="1"/>
+    <w:lsdException w:name="TOC Heading" w:semiHidden="1" w:uiPriority="39" w:unhideWhenUsed="1" w:qFormat="1"/>
+    <w:lsdException w:name="Plain Table 1" w:uiPriority="41"/>
+    <w:lsdException w:name="Plain Table 2" w:uiPriority="42"/>
+    <w:lsdException w:name="Plain Table 3" w:uiPriority="43"/>
+    <w:lsdException w:name="Plain Table 4" w:uiPriority="44"/>
+    <w:lsdException w:name="Plain Table 5" w:uiPriority="45"/>
+    <w:lsdException w:name="Grid Table Light" w:uiPriority="40"/>
+    <w:lsdException w:name="Grid Table 1 Light" w:uiPriority="46"/>
+    <w:lsdException w:name="Grid Table 2" w:uiPriority="47"/>
+    <w:lsdException w:name="Grid Table 3" w:uiPriority="48"/>
+    <w:lsdException w:name="Grid Table 4" w:uiPriority="49"/>
+    <w:lsdException w:name="Grid Table 5 Dark" w:uiPriority="50"/>
+    <w:lsdException w:name="Grid Table 6 Colorful" w:uiPriority="51"/>
+    <w:lsdException w:name="Grid Table 7 Colorful" w:uiPriority="52"/>
+    <w:lsdException w:name="Grid Table 1 Light Accent 1" w:uiPriority="46"/>
+    <w:lsdException w:name="Grid Table 2 Accent 1" w:uiPriority="47"/>
+    <w:lsdException w:name="Grid Table 3 Accent 1" w:uiPriority="48"/>
+    <w:lsdException w:name="Grid Table 4 Accent 1" w:uiPriority="49"/>
+    <w:lsdException w:name="Grid Table 5 Dark Accent 1" w:uiPriority="50"/>
+    <w:lsdException w:name="Grid Table 6 Colorful Accent 1" w:uiPriority="51"/>
+    <w:lsdException w:name="Grid Table 7 Colorful Accent 1" w:uiPriority="52"/>
+    <w:lsdException w:name="Grid Table 1 Light Accent 2" w:uiPriority="46"/>
+    <w:lsdException w:name="Grid Table 2 Accent 2" w:uiPriority="47"/>
+    <w:lsdException w:name="Grid Table 3 Accent 2" w:uiPriority="48"/>
+    <w:lsdException w:name="Grid Table 4 Accent 2" w:uiPriority="49"/>
+    <w:lsdException w:name="Grid Table 5 Dark Accent 2" w:uiPriority="50"/>
+    <w:lsdException w:name="Grid Table 6 Colorful Accent 2" w:uiPriority="51"/>
+    <w:lsdException w:name="Grid Table 7 Colorful Accent 2" w:uiPriority="52"/>
+    <w:lsdException w:name="Grid Table 1 Light Accent 3" w:uiPriority="46"/>
+    <w:lsdException w:name="Grid Table 2 Accent 3" w:uiPriority="47"/>
+    <w:lsdException w:name="Grid Table 3 Accent 3" w:uiPriority="48"/>
+    <w:lsdException w:name="Grid Table 4 Accent 3" w:uiPriority="49"/>
+    <w:lsdException w:name="Grid Table 5 Dark Accent 3" w:uiPriority="50"/>
+    <w:lsdException w:name="Grid Table 6 Colorful Accent 3" w:uiPriority="51"/>
+    <w:lsdException w:name="Grid Table 7 Colorful Accent 3" w:uiPriority="52"/>
+    <w:lsdException w:name="Grid Table 1 Light Accent 4" w:uiPriority="46"/>
+    <w:lsdException w:name="Grid Table 2 Accent 4" w:uiPriority="47"/>
+    <w:lsdException w:name="Grid Table 3 Accent 4" w:uiPriority="48"/>
+    <w:lsdException w:name="Grid Table 4 Accent 4" w:uiPriority="49"/>
+    <w:lsdException w:name="Grid Table 5 Dark Accent 4" w:uiPriority="50"/>
+    <w:lsdException w:name="Grid Table 6 Colorful Accent 4" w:uiPriority="51"/>
+    <w:lsdException w:name="Grid Table 7 Colorful Accent 4" w:uiPriority="52"/>
+    <w:lsdException w:name="Grid Table 1 Light Accent 5" w:uiPriority="46"/>
+    <w:lsdException w:name="Grid Table 2 Accent 5" w:uiPriority="47"/>
+    <w:lsdException w:name="Grid Table 3 Accent 5" w:uiPriority="48"/>
+    <w:lsdException w:name="Grid Table 4 Accent 5" w:uiPriority="49"/>
+    <w:lsdException w:name="Grid Table 5 Dark Accent 5" w:uiPriority="50"/>
+    <w:lsdException w:name="Grid Table 6 Colorful Accent 5" w:uiPriority="51"/>
+    <w:lsdException w:name="Grid Table 7 Colorful Accent 5" w:uiPriority="52"/>
+    <w:lsdException w:name="Grid Table 1 Light Accent 6" w:uiPriority="46"/>
+    <w:lsdException w:name="Grid Table 2 Accent 6" w:uiPriority="47"/>
+    <w:lsdException w:name="Grid Table 3 Accent 6" w:uiPriority="48"/>
+    <w:lsdException w:name="Grid Table 4 Accent 6" w:uiPriority="49"/>
+    <w:lsdException w:name="Grid Table 5 Dark Accent 6" w:uiPriority="50"/>
+    <w:lsdException w:name="Grid Table 6 Colorful Accent 6" w:uiPriority="51"/>
+    <w:lsdException w:name="Grid Table 7 Colorful Accent 6" w:uiPriority="52"/>
+    <w:lsdException w:name="List Table 1 Light" w:uiPriority="46"/>
+    <w:lsdException w:name="List Table 2" w:uiPriority="47"/>
+    <w:lsdException w:name="List Table 3" w:uiPriority="48"/>
+    <w:lsdException w:name="List Table 4" w:uiPriority="49"/>
+    <w:lsdException w:name="List Table 5 Dark" w:uiPriority="50"/>
+    <w:lsdException w:name="List Table 6 Colorful" w:uiPriority="51"/>
+    <w:lsdException w:name="List Table 7 Colorful" w:uiPriority="52"/>
+    <w:lsdException w:name="List Table 1 Light Accent 1" w:uiPriority="46"/>
+    <w:lsdException w:name="List Table 2 Accent 1" w:uiPriority="47"/>
+    <w:lsdException w:name="List Table 3 Accent 1" w:uiPriority="48"/>
+    <w:lsdException w:name="List Table 4 Accent 1" w:uiPriority="49"/>
+    <w:lsdException w:name="List Table 5 Dark Accent 1" w:uiPriority="50"/>
+    <w:lsdException w:name="List Table 6 Colorful Accent 1" w:uiPriority="51"/>
+    <w:lsdException w:name="List Table 7 Colorful Accent 1" w:uiPriority="52"/>
+    <w:lsdException w:name="List Table 1 Light Accent 2" w:uiPriority="46"/>
+    <w:lsdException w:name="List Table 2 Accent 2" w:uiPriority="47"/>
+    <w:lsdException w:name="List Table 3 Accent 2" w:uiPriority="48"/>
+    <w:lsdException w:name="List Table 4 Accent 2" w:uiPriority="49"/>
+    <w:lsdException w:name="List Table 5 Dark Accent 2" w:uiPriority="50"/>
+    <w:lsdException w:name="List Table 6 Colorful Accent 2" w:uiPriority="51"/>
+    <w:lsdException w:name="List Table 7 Colorful Accent 2" w:uiPriority="52"/>
+    <w:lsdException w:name="List Table 1 Light Accent 3" w:uiPriority="46"/>
+    <w:lsdException w:name="List Table 2 Accent 3" w:uiPriority="47"/>
+    <w:lsdException w:name="List Table 3 Accent 3" w:uiPriority="48"/>
+    <w:lsdException w:name="List Table 4 Accent 3" w:uiPriority="49"/>
+    <w:lsdException w:name="List Table 5 Dark Accent 3" w:uiPriority="50"/>
+    <w:lsdException w:name="List Table 6 Colorful Accent 3" w:uiPriority="51"/>
+    <w:lsdException w:name="List Table 7 Colorful Accent 3" w:uiPriority="52"/>
+    <w:lsdException w:name="List Table 1 Light Accent 4" w:uiPriority="46"/>
+    <w:lsdException w:name="List Table 2 Accent 4" w:uiPriority="47"/>
+    <w:lsdException w:name="List Table 3 Accent 4" w:uiPriority="48"/>
+    <w:lsdException w:name="List Table 4 Accent 4" w:uiPriority="49"/>
+    <w:lsdException w:name="List Table 5 Dark Accent 4" w:uiPriority="50"/>
+    <w:lsdException w:name="List Table 6 Colorful Accent 4" w:uiPriority="51"/>
+    <w:lsdException w:name="List Table 7 Colorful Accent 4" w:uiPriority="52"/>
+    <w:lsdException w:name="List Table 1 Light Accent 5" w:uiPriority="46"/>
+    <w:lsdException w:name="List Table 2 Accent 5" w:uiPriority="47"/>
+    <w:lsdException w:name="List Table 3 Accent 5" w:uiPriority="48"/>
+    <w:lsdException w:name="List Table 4 Accent 5" w:uiPriority="49"/>
+    <w:lsdException w:name="List Table 5 Dark Accent 5" w:uiPriority="50"/>
+    <w:lsdException w:name="List Table 6 Colorful Accent 5" w:uiPriority="51"/>
+    <w:lsdException w:name="List Table 7 Colorful Accent 5" w:uiPriority="52"/>
+    <w:lsdException w:name="List Table 1 Light Accent 6" w:uiPriority="46"/>
+    <w:lsdException w:name="List Table 2 Accent 6" w:uiPriority="47"/>
+    <w:lsdException w:name="List Table 3 Accent 6" w:uiPriority="48"/>
+    <w:lsdException w:name="List Table 4 Accent 6" w:uiPriority="49"/>
+    <w:lsdException w:name="List Table 5 Dark Accent 6" w:uiPriority="50"/>
+    <w:lsdException w:name="List Table 6 Colorful Accent 6" w:uiPriority="51"/>
+    <w:lsdException w:name="List Table 7 Colorful Accent 6" w:uiPriority="52"/>
   </w:latentStyles>
   <w:style w:type="paragraph" w:default="1" w:styleId="Normal">
     <w:name w:val="Normal"/>
@@ -1293,7 +1554,6 @@
     <w:uiPriority w:val="99"/>
     <w:semiHidden/>
     <w:unhideWhenUsed/>
-    <w:qFormat/>
     <w:tblPr>
       <w:tblInd w:w="0" w:type="dxa"/>
       <w:tblCellMar>
@@ -1322,7 +1582,6 @@
       <w:rFonts w:cstheme="minorHAnsi"/>
     </w:rPr>
     <w:tblPr>
-      <w:tblInd w:w="0" w:type="dxa"/>
       <w:tblBorders>
         <w:top w:val="single" w:sz="4" w:space="0" w:color="000000" w:themeColor="text1"/>
         <w:left w:val="single" w:sz="4" w:space="0" w:color="000000" w:themeColor="text1"/>
@@ -1331,12 +1590,6 @@
         <w:insideH w:val="single" w:sz="4" w:space="0" w:color="000000" w:themeColor="text1"/>
         <w:insideV w:val="single" w:sz="4" w:space="0" w:color="000000" w:themeColor="text1"/>
       </w:tblBorders>
-      <w:tblCellMar>
-        <w:top w:w="0" w:type="dxa"/>
-        <w:left w:w="108" w:type="dxa"/>
-        <w:bottom w:w="0" w:type="dxa"/>
-        <w:right w:w="108" w:type="dxa"/>
-      </w:tblCellMar>
     </w:tblPr>
   </w:style>
   <w:style w:type="paragraph" w:styleId="Salutation">
@@ -2437,7 +2690,7 @@
 </file>
 
 <file path=word/glossary/document.xml><?xml version="1.0" encoding="utf-8"?>
-<w:glossaryDocument xmlns:ve="http://schemas.openxmlformats.org/markup-compatibility/2006" xmlns:o="urn:schemas-microsoft-com:office:office" xmlns:r="http://schemas.openxmlformats.org/officeDocument/2006/relationships" xmlns:m="http://schemas.openxmlformats.org/officeDocument/2006/math" xmlns:v="urn:schemas-microsoft-com:vml" xmlns:wp="http://schemas.openxmlformats.org/drawingml/2006/wordprocessingDrawing" xmlns:w10="urn:schemas-microsoft-com:office:word" xmlns:w="http://schemas.openxmlformats.org/wordprocessingml/2006/main" xmlns:wne="http://schemas.microsoft.com/office/word/2006/wordml">
+<w:glossaryDocument xmlns:wpc="http://schemas.microsoft.com/office/word/2010/wordprocessingCanvas" xmlns:mc="http://schemas.openxmlformats.org/markup-compatibility/2006" xmlns:o="urn:schemas-microsoft-com:office:office" xmlns:r="http://schemas.openxmlformats.org/officeDocument/2006/relationships" xmlns:m="http://schemas.openxmlformats.org/officeDocument/2006/math" xmlns:v="urn:schemas-microsoft-com:vml" xmlns:wp14="http://schemas.microsoft.com/office/word/2010/wordprocessingDrawing" xmlns:wp="http://schemas.openxmlformats.org/drawingml/2006/wordprocessingDrawing" xmlns:w10="urn:schemas-microsoft-com:office:word" xmlns:w="http://schemas.openxmlformats.org/wordprocessingml/2006/main" xmlns:w14="http://schemas.microsoft.com/office/word/2010/wordml" xmlns:w15="http://schemas.microsoft.com/office/word/2012/wordml" xmlns:wpg="http://schemas.microsoft.com/office/word/2010/wordprocessingGroup" xmlns:wpi="http://schemas.microsoft.com/office/word/2010/wordprocessingInk" xmlns:wne="http://schemas.microsoft.com/office/word/2006/wordml" xmlns:wps="http://schemas.microsoft.com/office/word/2010/wordprocessingShape" mc:Ignorable="w14 w15 wp14">
   <w:docParts>
     <w:docPart>
       <w:docPartPr>
@@ -2467,32 +2720,6 @@
     </w:docPart>
     <w:docPart>
       <w:docPartPr>
-        <w:name w:val="C42B4509B0484C39A47C2C56CBDF3CDE"/>
-        <w:category>
-          <w:name w:val="General"/>
-          <w:gallery w:val="placeholder"/>
-        </w:category>
-        <w:types>
-          <w:type w:val="bbPlcHdr"/>
-        </w:types>
-        <w:behaviors>
-          <w:behavior w:val="content"/>
-        </w:behaviors>
-        <w:guid w:val="{DFD9699A-990F-463B-88D3-ADF2477DBA33}"/>
-      </w:docPartPr>
-      <w:docPartBody>
-        <w:p>
-          <w:pPr>
-            <w:pStyle w:val="C42B4509B0484C39A47C2C56CBDF3CDE"/>
-          </w:pPr>
-          <w:r>
-            <w:t>[Type the sender company address]</w:t>
-          </w:r>
-        </w:p>
-      </w:docPartBody>
-    </w:docPart>
-    <w:docPart>
-      <w:docPartPr>
         <w:name w:val="22AAACFB1A114682B530771589788CED"/>
         <w:category>
           <w:name w:val="General"/>
@@ -2513,32 +2740,6 @@
           </w:pPr>
           <w:r>
             <w:t>[Pick the date]</w:t>
-          </w:r>
-        </w:p>
-      </w:docPartBody>
-    </w:docPart>
-    <w:docPart>
-      <w:docPartPr>
-        <w:name w:val="717D72CD41A94C99BF0F8C600C3746CE"/>
-        <w:category>
-          <w:name w:val="General"/>
-          <w:gallery w:val="placeholder"/>
-        </w:category>
-        <w:types>
-          <w:type w:val="bbPlcHdr"/>
-        </w:types>
-        <w:behaviors>
-          <w:behavior w:val="content"/>
-        </w:behaviors>
-        <w:guid w:val="{49DAE654-1DC6-45E5-A886-4D154AF3F43C}"/>
-      </w:docPartPr>
-      <w:docPartBody>
-        <w:p>
-          <w:pPr>
-            <w:pStyle w:val="717D72CD41A94C99BF0F8C600C3746CE"/>
-          </w:pPr>
-          <w:r>
-            <w:t>[Type the recipient title]</w:t>
           </w:r>
         </w:p>
       </w:docPartBody>
@@ -2652,7 +2853,7 @@
 </file>
 
 <file path=word/glossary/fontTable.xml><?xml version="1.0" encoding="utf-8"?>
-<w:fonts xmlns:r="http://schemas.openxmlformats.org/officeDocument/2006/relationships" xmlns:w="http://schemas.openxmlformats.org/wordprocessingml/2006/main">
+<w:fonts xmlns:mc="http://schemas.openxmlformats.org/markup-compatibility/2006" xmlns:r="http://schemas.openxmlformats.org/officeDocument/2006/relationships" xmlns:w="http://schemas.openxmlformats.org/wordprocessingml/2006/main" xmlns:w14="http://schemas.microsoft.com/office/word/2010/wordml" xmlns:w15="http://schemas.microsoft.com/office/word/2012/wordml" mc:Ignorable="w14 w15">
   <w:font w:name="Wingdings">
     <w:panose1 w:val="05000000000000000000"/>
     <w:charset w:val="02"/>
@@ -2665,7 +2866,7 @@
     <w:charset w:val="00"/>
     <w:family w:val="roman"/>
     <w:pitch w:val="variable"/>
-    <w:sig w:usb0="20002A87" w:usb1="80000000" w:usb2="00000008" w:usb3="00000000" w:csb0="000001FF" w:csb1="00000000"/>
+    <w:sig w:usb0="E0002EFF" w:usb1="C000785B" w:usb2="00000009" w:usb3="00000000" w:csb0="000001FF" w:csb1="00000000"/>
   </w:font>
   <w:font w:name="Wingdings 2">
     <w:panose1 w:val="05020102010507070707"/>
@@ -2686,7 +2887,7 @@
     <w:charset w:val="00"/>
     <w:family w:val="modern"/>
     <w:pitch w:val="fixed"/>
-    <w:sig w:usb0="20002A87" w:usb1="80000000" w:usb2="00000008" w:usb3="00000000" w:csb0="000001FF" w:csb1="00000000"/>
+    <w:sig w:usb0="E0002EFF" w:usb1="C0007843" w:usb2="00000009" w:usb3="00000000" w:csb0="000001FF" w:csb1="00000000"/>
   </w:font>
   <w:font w:name="Tw Cen MT">
     <w:panose1 w:val="020B0602020104020603"/>
@@ -2708,28 +2909,30 @@
     <w:charset w:val="00"/>
     <w:family w:val="swiss"/>
     <w:pitch w:val="variable"/>
-    <w:sig w:usb0="A00002EF" w:usb1="4000207B" w:usb2="00000000" w:usb3="00000000" w:csb0="0000009F" w:csb1="00000000"/>
+    <w:sig w:usb0="E4002EFF" w:usb1="C000247B" w:usb2="00000009" w:usb3="00000000" w:csb0="000001FF" w:csb1="00000000"/>
   </w:font>
-  <w:font w:name="Cambria">
-    <w:panose1 w:val="02040503050406030204"/>
+  <w:font w:name="Calibri Light">
+    <w:panose1 w:val="020F0302020204030204"/>
     <w:charset w:val="00"/>
-    <w:family w:val="roman"/>
+    <w:family w:val="swiss"/>
     <w:pitch w:val="variable"/>
-    <w:sig w:usb0="A00002EF" w:usb1="4000004B" w:usb2="00000000" w:usb3="00000000" w:csb0="0000009F" w:csb1="00000000"/>
+    <w:sig w:usb0="E4002EFF" w:usb1="C000247B" w:usb2="00000009" w:usb3="00000000" w:csb0="000001FF" w:csb1="00000000"/>
   </w:font>
 </w:fonts>
 </file>
 
 <file path=word/glossary/settings.xml><?xml version="1.0" encoding="utf-8"?>
-<w:settings xmlns:o="urn:schemas-microsoft-com:office:office" xmlns:r="http://schemas.openxmlformats.org/officeDocument/2006/relationships" xmlns:m="http://schemas.openxmlformats.org/officeDocument/2006/math" xmlns:v="urn:schemas-microsoft-com:vml" xmlns:w10="urn:schemas-microsoft-com:office:word" xmlns:w="http://schemas.openxmlformats.org/wordprocessingml/2006/main" xmlns:sl="http://schemas.openxmlformats.org/schemaLibrary/2006/main">
+<w:settings xmlns:mc="http://schemas.openxmlformats.org/markup-compatibility/2006" xmlns:o="urn:schemas-microsoft-com:office:office" xmlns:r="http://schemas.openxmlformats.org/officeDocument/2006/relationships" xmlns:m="http://schemas.openxmlformats.org/officeDocument/2006/math" xmlns:v="urn:schemas-microsoft-com:vml" xmlns:w10="urn:schemas-microsoft-com:office:word" xmlns:w="http://schemas.openxmlformats.org/wordprocessingml/2006/main" xmlns:w14="http://schemas.microsoft.com/office/word/2010/wordml" xmlns:w15="http://schemas.microsoft.com/office/word/2012/wordml" xmlns:sl="http://schemas.openxmlformats.org/schemaLibrary/2006/main" mc:Ignorable="w14 w15">
   <w:view w:val="normal"/>
   <w:defaultTabStop w:val="720"/>
   <w:characterSpacingControl w:val="doNotCompress"/>
   <w:compat>
     <w:useFELayout/>
+    <w:compatSetting w:name="compatibilityMode" w:uri="http://schemas.microsoft.com/office/word" w:val="12"/>
   </w:compat>
   <w:rsids>
     <w:rsidRoot w:val="00C3507A"/>
+    <w:rsid w:val="00423BF1"/>
     <w:rsid w:val="00B80AA3"/>
     <w:rsid w:val="00C3507A"/>
   </w:rsids>
@@ -2737,7 +2940,7 @@
     <m:mathFont m:val="Cambria Math"/>
     <m:brkBin m:val="before"/>
     <m:brkBinSub m:val="--"/>
-    <m:smallFrac m:val="off"/>
+    <m:smallFrac m:val="0"/>
     <m:dispDef/>
     <m:lMargin m:val="0"/>
     <m:rMargin m:val="0"/>
@@ -2754,7 +2957,7 @@
 </file>
 
 <file path=word/glossary/styles.xml><?xml version="1.0" encoding="utf-8"?>
-<w:styles xmlns:r="http://schemas.openxmlformats.org/officeDocument/2006/relationships" xmlns:w="http://schemas.openxmlformats.org/wordprocessingml/2006/main">
+<w:styles xmlns:mc="http://schemas.openxmlformats.org/markup-compatibility/2006" xmlns:r="http://schemas.openxmlformats.org/officeDocument/2006/relationships" xmlns:w="http://schemas.openxmlformats.org/wordprocessingml/2006/main" xmlns:w14="http://schemas.microsoft.com/office/word/2010/wordml" xmlns:w15="http://schemas.microsoft.com/office/word/2012/wordml" mc:Ignorable="w14 w15">
   <w:docDefaults>
     <w:rPrDefault>
       <w:rPr>
@@ -2770,144 +2973,378 @@
       </w:pPr>
     </w:pPrDefault>
   </w:docDefaults>
-  <w:latentStyles w:defLockedState="0" w:defUIPriority="99" w:defSemiHidden="1" w:defUnhideWhenUsed="1" w:defQFormat="0" w:count="267">
-    <w:lsdException w:name="Normal" w:semiHidden="0" w:uiPriority="0" w:unhideWhenUsed="0" w:qFormat="1"/>
-    <w:lsdException w:name="heading 1" w:semiHidden="0" w:uiPriority="9" w:unhideWhenUsed="0" w:qFormat="1"/>
-    <w:lsdException w:name="heading 2" w:uiPriority="9" w:qFormat="1"/>
-    <w:lsdException w:name="heading 3" w:uiPriority="9" w:qFormat="1"/>
-    <w:lsdException w:name="heading 4" w:uiPriority="9" w:qFormat="1"/>
-    <w:lsdException w:name="heading 5" w:uiPriority="9" w:qFormat="1"/>
-    <w:lsdException w:name="heading 6" w:uiPriority="9" w:qFormat="1"/>
-    <w:lsdException w:name="heading 7" w:uiPriority="9" w:qFormat="1"/>
-    <w:lsdException w:name="heading 8" w:uiPriority="9" w:qFormat="1"/>
-    <w:lsdException w:name="heading 9" w:uiPriority="9" w:qFormat="1"/>
-    <w:lsdException w:name="toc 1" w:uiPriority="39"/>
-    <w:lsdException w:name="toc 2" w:uiPriority="39"/>
-    <w:lsdException w:name="toc 3" w:uiPriority="39"/>
-    <w:lsdException w:name="toc 4" w:uiPriority="39"/>
-    <w:lsdException w:name="toc 5" w:uiPriority="39"/>
-    <w:lsdException w:name="toc 6" w:uiPriority="39"/>
-    <w:lsdException w:name="toc 7" w:uiPriority="39"/>
-    <w:lsdException w:name="toc 8" w:uiPriority="39"/>
-    <w:lsdException w:name="toc 9" w:uiPriority="39"/>
-    <w:lsdException w:name="caption" w:uiPriority="35" w:qFormat="1"/>
-    <w:lsdException w:name="Title" w:semiHidden="0" w:uiPriority="10" w:unhideWhenUsed="0" w:qFormat="1"/>
-    <w:lsdException w:name="Default Paragraph Font" w:uiPriority="1"/>
-    <w:lsdException w:name="Subtitle" w:semiHidden="0" w:uiPriority="11" w:unhideWhenUsed="0" w:qFormat="1"/>
-    <w:lsdException w:name="Strong" w:semiHidden="0" w:uiPriority="22" w:unhideWhenUsed="0" w:qFormat="1"/>
-    <w:lsdException w:name="Emphasis" w:semiHidden="0" w:uiPriority="20" w:unhideWhenUsed="0" w:qFormat="1"/>
-    <w:lsdException w:name="Table Grid" w:semiHidden="0" w:uiPriority="59" w:unhideWhenUsed="0"/>
-    <w:lsdException w:name="Placeholder Text" w:unhideWhenUsed="0"/>
-    <w:lsdException w:name="No Spacing" w:semiHidden="0" w:uiPriority="1" w:unhideWhenUsed="0" w:qFormat="1"/>
-    <w:lsdException w:name="Light Shading" w:semiHidden="0" w:uiPriority="60" w:unhideWhenUsed="0"/>
-    <w:lsdException w:name="Light List" w:semiHidden="0" w:uiPriority="61" w:unhideWhenUsed="0"/>
-    <w:lsdException w:name="Light Grid" w:semiHidden="0" w:uiPriority="62" w:unhideWhenUsed="0"/>
-    <w:lsdException w:name="Medium Shading 1" w:semiHidden="0" w:uiPriority="63" w:unhideWhenUsed="0"/>
-    <w:lsdException w:name="Medium Shading 2" w:semiHidden="0" w:uiPriority="64" w:unhideWhenUsed="0"/>
-    <w:lsdException w:name="Medium List 1" w:semiHidden="0" w:uiPriority="65" w:unhideWhenUsed="0"/>
-    <w:lsdException w:name="Medium List 2" w:semiHidden="0" w:uiPriority="66" w:unhideWhenUsed="0"/>
-    <w:lsdException w:name="Medium Grid 1" w:semiHidden="0" w:uiPriority="67" w:unhideWhenUsed="0"/>
-    <w:lsdException w:name="Medium Grid 2" w:semiHidden="0" w:uiPriority="68" w:unhideWhenUsed="0"/>
-    <w:lsdException w:name="Medium Grid 3" w:semiHidden="0" w:uiPriority="69" w:unhideWhenUsed="0"/>
-    <w:lsdException w:name="Dark List" w:semiHidden="0" w:uiPriority="70" w:unhideWhenUsed="0"/>
-    <w:lsdException w:name="Colorful Shading" w:semiHidden="0" w:uiPriority="71" w:unhideWhenUsed="0"/>
-    <w:lsdException w:name="Colorful List" w:semiHidden="0" w:uiPriority="72" w:unhideWhenUsed="0"/>
-    <w:lsdException w:name="Colorful Grid" w:semiHidden="0" w:uiPriority="73" w:unhideWhenUsed="0"/>
-    <w:lsdException w:name="Light Shading Accent 1" w:semiHidden="0" w:uiPriority="60" w:unhideWhenUsed="0"/>
-    <w:lsdException w:name="Light List Accent 1" w:semiHidden="0" w:uiPriority="61" w:unhideWhenUsed="0"/>
-    <w:lsdException w:name="Light Grid Accent 1" w:semiHidden="0" w:uiPriority="62" w:unhideWhenUsed="0"/>
-    <w:lsdException w:name="Medium Shading 1 Accent 1" w:semiHidden="0" w:uiPriority="63" w:unhideWhenUsed="0"/>
-    <w:lsdException w:name="Medium Shading 2 Accent 1" w:semiHidden="0" w:uiPriority="64" w:unhideWhenUsed="0"/>
-    <w:lsdException w:name="Medium List 1 Accent 1" w:semiHidden="0" w:uiPriority="65" w:unhideWhenUsed="0"/>
-    <w:lsdException w:name="Revision" w:unhideWhenUsed="0"/>
-    <w:lsdException w:name="List Paragraph" w:semiHidden="0" w:uiPriority="34" w:unhideWhenUsed="0" w:qFormat="1"/>
-    <w:lsdException w:name="Quote" w:semiHidden="0" w:uiPriority="29" w:unhideWhenUsed="0" w:qFormat="1"/>
-    <w:lsdException w:name="Intense Quote" w:semiHidden="0" w:uiPriority="30" w:unhideWhenUsed="0" w:qFormat="1"/>
-    <w:lsdException w:name="Medium List 2 Accent 1" w:semiHidden="0" w:uiPriority="66" w:unhideWhenUsed="0"/>
-    <w:lsdException w:name="Medium Grid 1 Accent 1" w:semiHidden="0" w:uiPriority="67" w:unhideWhenUsed="0"/>
-    <w:lsdException w:name="Medium Grid 2 Accent 1" w:semiHidden="0" w:uiPriority="68" w:unhideWhenUsed="0"/>
-    <w:lsdException w:name="Medium Grid 3 Accent 1" w:semiHidden="0" w:uiPriority="69" w:unhideWhenUsed="0"/>
-    <w:lsdException w:name="Dark List Accent 1" w:semiHidden="0" w:uiPriority="70" w:unhideWhenUsed="0"/>
-    <w:lsdException w:name="Colorful Shading Accent 1" w:semiHidden="0" w:uiPriority="71" w:unhideWhenUsed="0"/>
-    <w:lsdException w:name="Colorful List Accent 1" w:semiHidden="0" w:uiPriority="72" w:unhideWhenUsed="0"/>
-    <w:lsdException w:name="Colorful Grid Accent 1" w:semiHidden="0" w:uiPriority="73" w:unhideWhenUsed="0"/>
-    <w:lsdException w:name="Light Shading Accent 2" w:semiHidden="0" w:uiPriority="60" w:unhideWhenUsed="0"/>
-    <w:lsdException w:name="Light List Accent 2" w:semiHidden="0" w:uiPriority="61" w:unhideWhenUsed="0"/>
-    <w:lsdException w:name="Light Grid Accent 2" w:semiHidden="0" w:uiPriority="62" w:unhideWhenUsed="0"/>
-    <w:lsdException w:name="Medium Shading 1 Accent 2" w:semiHidden="0" w:uiPriority="63" w:unhideWhenUsed="0"/>
-    <w:lsdException w:name="Medium Shading 2 Accent 2" w:semiHidden="0" w:uiPriority="64" w:unhideWhenUsed="0"/>
-    <w:lsdException w:name="Medium List 1 Accent 2" w:semiHidden="0" w:uiPriority="65" w:unhideWhenUsed="0"/>
-    <w:lsdException w:name="Medium List 2 Accent 2" w:semiHidden="0" w:uiPriority="66" w:unhideWhenUsed="0"/>
-    <w:lsdException w:name="Medium Grid 1 Accent 2" w:semiHidden="0" w:uiPriority="67" w:unhideWhenUsed="0"/>
-    <w:lsdException w:name="Medium Grid 2 Accent 2" w:semiHidden="0" w:uiPriority="68" w:unhideWhenUsed="0"/>
-    <w:lsdException w:name="Medium Grid 3 Accent 2" w:semiHidden="0" w:uiPriority="69" w:unhideWhenUsed="0"/>
-    <w:lsdException w:name="Dark List Accent 2" w:semiHidden="0" w:uiPriority="70" w:unhideWhenUsed="0"/>
-    <w:lsdException w:name="Colorful Shading Accent 2" w:semiHidden="0" w:uiPriority="71" w:unhideWhenUsed="0"/>
-    <w:lsdException w:name="Colorful List Accent 2" w:semiHidden="0" w:uiPriority="72" w:unhideWhenUsed="0"/>
-    <w:lsdException w:name="Colorful Grid Accent 2" w:semiHidden="0" w:uiPriority="73" w:unhideWhenUsed="0"/>
-    <w:lsdException w:name="Light Shading Accent 3" w:semiHidden="0" w:uiPriority="60" w:unhideWhenUsed="0"/>
-    <w:lsdException w:name="Light List Accent 3" w:semiHidden="0" w:uiPriority="61" w:unhideWhenUsed="0"/>
-    <w:lsdException w:name="Light Grid Accent 3" w:semiHidden="0" w:uiPriority="62" w:unhideWhenUsed="0"/>
-    <w:lsdException w:name="Medium Shading 1 Accent 3" w:semiHidden="0" w:uiPriority="63" w:unhideWhenUsed="0"/>
-    <w:lsdException w:name="Medium Shading 2 Accent 3" w:semiHidden="0" w:uiPriority="64" w:unhideWhenUsed="0"/>
-    <w:lsdException w:name="Medium List 1 Accent 3" w:semiHidden="0" w:uiPriority="65" w:unhideWhenUsed="0"/>
-    <w:lsdException w:name="Medium List 2 Accent 3" w:semiHidden="0" w:uiPriority="66" w:unhideWhenUsed="0"/>
-    <w:lsdException w:name="Medium Grid 1 Accent 3" w:semiHidden="0" w:uiPriority="67" w:unhideWhenUsed="0"/>
-    <w:lsdException w:name="Medium Grid 2 Accent 3" w:semiHidden="0" w:uiPriority="68" w:unhideWhenUsed="0"/>
-    <w:lsdException w:name="Medium Grid 3 Accent 3" w:semiHidden="0" w:uiPriority="69" w:unhideWhenUsed="0"/>
-    <w:lsdException w:name="Dark List Accent 3" w:semiHidden="0" w:uiPriority="70" w:unhideWhenUsed="0"/>
-    <w:lsdException w:name="Colorful Shading Accent 3" w:semiHidden="0" w:uiPriority="71" w:unhideWhenUsed="0"/>
-    <w:lsdException w:name="Colorful List Accent 3" w:semiHidden="0" w:uiPriority="72" w:unhideWhenUsed="0"/>
-    <w:lsdException w:name="Colorful Grid Accent 3" w:semiHidden="0" w:uiPriority="73" w:unhideWhenUsed="0"/>
-    <w:lsdException w:name="Light Shading Accent 4" w:semiHidden="0" w:uiPriority="60" w:unhideWhenUsed="0"/>
-    <w:lsdException w:name="Light List Accent 4" w:semiHidden="0" w:uiPriority="61" w:unhideWhenUsed="0"/>
-    <w:lsdException w:name="Light Grid Accent 4" w:semiHidden="0" w:uiPriority="62" w:unhideWhenUsed="0"/>
-    <w:lsdException w:name="Medium Shading 1 Accent 4" w:semiHidden="0" w:uiPriority="63" w:unhideWhenUsed="0"/>
-    <w:lsdException w:name="Medium Shading 2 Accent 4" w:semiHidden="0" w:uiPriority="64" w:unhideWhenUsed="0"/>
-    <w:lsdException w:name="Medium List 1 Accent 4" w:semiHidden="0" w:uiPriority="65" w:unhideWhenUsed="0"/>
-    <w:lsdException w:name="Medium List 2 Accent 4" w:semiHidden="0" w:uiPriority="66" w:unhideWhenUsed="0"/>
-    <w:lsdException w:name="Medium Grid 1 Accent 4" w:semiHidden="0" w:uiPriority="67" w:unhideWhenUsed="0"/>
-    <w:lsdException w:name="Medium Grid 2 Accent 4" w:semiHidden="0" w:uiPriority="68" w:unhideWhenUsed="0"/>
-    <w:lsdException w:name="Medium Grid 3 Accent 4" w:semiHidden="0" w:uiPriority="69" w:unhideWhenUsed="0"/>
-    <w:lsdException w:name="Dark List Accent 4" w:semiHidden="0" w:uiPriority="70" w:unhideWhenUsed="0"/>
-    <w:lsdException w:name="Colorful Shading Accent 4" w:semiHidden="0" w:uiPriority="71" w:unhideWhenUsed="0"/>
-    <w:lsdException w:name="Colorful List Accent 4" w:semiHidden="0" w:uiPriority="72" w:unhideWhenUsed="0"/>
-    <w:lsdException w:name="Colorful Grid Accent 4" w:semiHidden="0" w:uiPriority="73" w:unhideWhenUsed="0"/>
-    <w:lsdException w:name="Light Shading Accent 5" w:semiHidden="0" w:uiPriority="60" w:unhideWhenUsed="0"/>
-    <w:lsdException w:name="Light List Accent 5" w:semiHidden="0" w:uiPriority="61" w:unhideWhenUsed="0"/>
-    <w:lsdException w:name="Light Grid Accent 5" w:semiHidden="0" w:uiPriority="62" w:unhideWhenUsed="0"/>
-    <w:lsdException w:name="Medium Shading 1 Accent 5" w:semiHidden="0" w:uiPriority="63" w:unhideWhenUsed="0"/>
-    <w:lsdException w:name="Medium Shading 2 Accent 5" w:semiHidden="0" w:uiPriority="64" w:unhideWhenUsed="0"/>
-    <w:lsdException w:name="Medium List 1 Accent 5" w:semiHidden="0" w:uiPriority="65" w:unhideWhenUsed="0"/>
-    <w:lsdException w:name="Medium List 2 Accent 5" w:semiHidden="0" w:uiPriority="66" w:unhideWhenUsed="0"/>
-    <w:lsdException w:name="Medium Grid 1 Accent 5" w:semiHidden="0" w:uiPriority="67" w:unhideWhenUsed="0"/>
-    <w:lsdException w:name="Medium Grid 2 Accent 5" w:semiHidden="0" w:uiPriority="68" w:unhideWhenUsed="0"/>
-    <w:lsdException w:name="Medium Grid 3 Accent 5" w:semiHidden="0" w:uiPriority="69" w:unhideWhenUsed="0"/>
-    <w:lsdException w:name="Dark List Accent 5" w:semiHidden="0" w:uiPriority="70" w:unhideWhenUsed="0"/>
-    <w:lsdException w:name="Colorful Shading Accent 5" w:semiHidden="0" w:uiPriority="71" w:unhideWhenUsed="0"/>
-    <w:lsdException w:name="Colorful List Accent 5" w:semiHidden="0" w:uiPriority="72" w:unhideWhenUsed="0"/>
-    <w:lsdException w:name="Colorful Grid Accent 5" w:semiHidden="0" w:uiPriority="73" w:unhideWhenUsed="0"/>
-    <w:lsdException w:name="Light Shading Accent 6" w:semiHidden="0" w:uiPriority="60" w:unhideWhenUsed="0"/>
-    <w:lsdException w:name="Light List Accent 6" w:semiHidden="0" w:uiPriority="61" w:unhideWhenUsed="0"/>
-    <w:lsdException w:name="Light Grid Accent 6" w:semiHidden="0" w:uiPriority="62" w:unhideWhenUsed="0"/>
-    <w:lsdException w:name="Medium Shading 1 Accent 6" w:semiHidden="0" w:uiPriority="63" w:unhideWhenUsed="0"/>
-    <w:lsdException w:name="Medium Shading 2 Accent 6" w:semiHidden="0" w:uiPriority="64" w:unhideWhenUsed="0"/>
-    <w:lsdException w:name="Medium List 1 Accent 6" w:semiHidden="0" w:uiPriority="65" w:unhideWhenUsed="0"/>
-    <w:lsdException w:name="Medium List 2 Accent 6" w:semiHidden="0" w:uiPriority="66" w:unhideWhenUsed="0"/>
-    <w:lsdException w:name="Medium Grid 1 Accent 6" w:semiHidden="0" w:uiPriority="67" w:unhideWhenUsed="0"/>
-    <w:lsdException w:name="Medium Grid 2 Accent 6" w:semiHidden="0" w:uiPriority="68" w:unhideWhenUsed="0"/>
-    <w:lsdException w:name="Medium Grid 3 Accent 6" w:semiHidden="0" w:uiPriority="69" w:unhideWhenUsed="0"/>
-    <w:lsdException w:name="Dark List Accent 6" w:semiHidden="0" w:uiPriority="70" w:unhideWhenUsed="0"/>
-    <w:lsdException w:name="Colorful Shading Accent 6" w:semiHidden="0" w:uiPriority="71" w:unhideWhenUsed="0"/>
-    <w:lsdException w:name="Colorful List Accent 6" w:semiHidden="0" w:uiPriority="72" w:unhideWhenUsed="0"/>
-    <w:lsdException w:name="Colorful Grid Accent 6" w:semiHidden="0" w:uiPriority="73" w:unhideWhenUsed="0"/>
-    <w:lsdException w:name="Subtle Emphasis" w:semiHidden="0" w:uiPriority="19" w:unhideWhenUsed="0" w:qFormat="1"/>
-    <w:lsdException w:name="Intense Emphasis" w:semiHidden="0" w:uiPriority="21" w:unhideWhenUsed="0" w:qFormat="1"/>
-    <w:lsdException w:name="Subtle Reference" w:semiHidden="0" w:uiPriority="31" w:unhideWhenUsed="0" w:qFormat="1"/>
-    <w:lsdException w:name="Intense Reference" w:semiHidden="0" w:uiPriority="32" w:unhideWhenUsed="0" w:qFormat="1"/>
-    <w:lsdException w:name="Book Title" w:semiHidden="0" w:uiPriority="33" w:unhideWhenUsed="0" w:qFormat="1"/>
-    <w:lsdException w:name="Bibliography" w:uiPriority="37"/>
-    <w:lsdException w:name="TOC Heading" w:uiPriority="39" w:qFormat="1"/>
+  <w:latentStyles w:defLockedState="0" w:defUIPriority="99" w:defSemiHidden="0" w:defUnhideWhenUsed="0" w:defQFormat="0" w:count="371">
+    <w:lsdException w:name="Normal" w:uiPriority="0" w:qFormat="1"/>
+    <w:lsdException w:name="heading 1" w:uiPriority="9" w:qFormat="1"/>
+    <w:lsdException w:name="heading 2" w:semiHidden="1" w:uiPriority="9" w:unhideWhenUsed="1" w:qFormat="1"/>
+    <w:lsdException w:name="heading 3" w:semiHidden="1" w:uiPriority="9" w:unhideWhenUsed="1" w:qFormat="1"/>
+    <w:lsdException w:name="heading 4" w:semiHidden="1" w:uiPriority="9" w:unhideWhenUsed="1" w:qFormat="1"/>
+    <w:lsdException w:name="heading 5" w:semiHidden="1" w:uiPriority="9" w:unhideWhenUsed="1" w:qFormat="1"/>
+    <w:lsdException w:name="heading 6" w:semiHidden="1" w:uiPriority="9" w:unhideWhenUsed="1" w:qFormat="1"/>
+    <w:lsdException w:name="heading 7" w:semiHidden="1" w:uiPriority="9" w:unhideWhenUsed="1" w:qFormat="1"/>
+    <w:lsdException w:name="heading 8" w:semiHidden="1" w:uiPriority="9" w:unhideWhenUsed="1" w:qFormat="1"/>
+    <w:lsdException w:name="heading 9" w:semiHidden="1" w:uiPriority="9" w:unhideWhenUsed="1" w:qFormat="1"/>
+    <w:lsdException w:name="index 1" w:semiHidden="1" w:unhideWhenUsed="1"/>
+    <w:lsdException w:name="index 2" w:semiHidden="1" w:unhideWhenUsed="1"/>
+    <w:lsdException w:name="index 3" w:semiHidden="1" w:unhideWhenUsed="1"/>
+    <w:lsdException w:name="index 4" w:semiHidden="1" w:unhideWhenUsed="1"/>
+    <w:lsdException w:name="index 5" w:semiHidden="1" w:unhideWhenUsed="1"/>
+    <w:lsdException w:name="index 6" w:semiHidden="1" w:unhideWhenUsed="1"/>
+    <w:lsdException w:name="index 7" w:semiHidden="1" w:unhideWhenUsed="1"/>
+    <w:lsdException w:name="index 8" w:semiHidden="1" w:unhideWhenUsed="1"/>
+    <w:lsdException w:name="index 9" w:semiHidden="1" w:unhideWhenUsed="1"/>
+    <w:lsdException w:name="toc 1" w:semiHidden="1" w:uiPriority="39" w:unhideWhenUsed="1"/>
+    <w:lsdException w:name="toc 2" w:semiHidden="1" w:uiPriority="39" w:unhideWhenUsed="1"/>
+    <w:lsdException w:name="toc 3" w:semiHidden="1" w:uiPriority="39" w:unhideWhenUsed="1"/>
+    <w:lsdException w:name="toc 4" w:semiHidden="1" w:uiPriority="39" w:unhideWhenUsed="1"/>
+    <w:lsdException w:name="toc 5" w:semiHidden="1" w:uiPriority="39" w:unhideWhenUsed="1"/>
+    <w:lsdException w:name="toc 6" w:semiHidden="1" w:uiPriority="39" w:unhideWhenUsed="1"/>
+    <w:lsdException w:name="toc 7" w:semiHidden="1" w:uiPriority="39" w:unhideWhenUsed="1"/>
+    <w:lsdException w:name="toc 8" w:semiHidden="1" w:uiPriority="39" w:unhideWhenUsed="1"/>
+    <w:lsdException w:name="toc 9" w:semiHidden="1" w:uiPriority="39" w:unhideWhenUsed="1"/>
+    <w:lsdException w:name="Normal Indent" w:semiHidden="1" w:unhideWhenUsed="1"/>
+    <w:lsdException w:name="footnote text" w:semiHidden="1" w:unhideWhenUsed="1"/>
+    <w:lsdException w:name="annotation text" w:semiHidden="1" w:unhideWhenUsed="1"/>
+    <w:lsdException w:name="header" w:semiHidden="1" w:unhideWhenUsed="1"/>
+    <w:lsdException w:name="footer" w:semiHidden="1" w:unhideWhenUsed="1"/>
+    <w:lsdException w:name="index heading" w:semiHidden="1" w:unhideWhenUsed="1"/>
+    <w:lsdException w:name="caption" w:semiHidden="1" w:uiPriority="35" w:unhideWhenUsed="1" w:qFormat="1"/>
+    <w:lsdException w:name="table of figures" w:semiHidden="1" w:unhideWhenUsed="1"/>
+    <w:lsdException w:name="envelope address" w:semiHidden="1" w:unhideWhenUsed="1"/>
+    <w:lsdException w:name="envelope return" w:semiHidden="1" w:unhideWhenUsed="1"/>
+    <w:lsdException w:name="footnote reference" w:semiHidden="1" w:unhideWhenUsed="1"/>
+    <w:lsdException w:name="annotation reference" w:semiHidden="1" w:unhideWhenUsed="1"/>
+    <w:lsdException w:name="line number" w:semiHidden="1" w:unhideWhenUsed="1"/>
+    <w:lsdException w:name="page number" w:semiHidden="1" w:unhideWhenUsed="1"/>
+    <w:lsdException w:name="endnote reference" w:semiHidden="1" w:unhideWhenUsed="1"/>
+    <w:lsdException w:name="endnote text" w:semiHidden="1" w:unhideWhenUsed="1"/>
+    <w:lsdException w:name="table of authorities" w:semiHidden="1" w:unhideWhenUsed="1"/>
+    <w:lsdException w:name="macro" w:semiHidden="1" w:unhideWhenUsed="1"/>
+    <w:lsdException w:name="toa heading" w:semiHidden="1" w:unhideWhenUsed="1"/>
+    <w:lsdException w:name="List" w:semiHidden="1" w:unhideWhenUsed="1"/>
+    <w:lsdException w:name="List Bullet" w:semiHidden="1" w:unhideWhenUsed="1"/>
+    <w:lsdException w:name="List Number" w:semiHidden="1" w:unhideWhenUsed="1"/>
+    <w:lsdException w:name="List 2" w:semiHidden="1" w:unhideWhenUsed="1"/>
+    <w:lsdException w:name="List 3" w:semiHidden="1" w:unhideWhenUsed="1"/>
+    <w:lsdException w:name="List 4" w:semiHidden="1" w:unhideWhenUsed="1"/>
+    <w:lsdException w:name="List 5" w:semiHidden="1" w:unhideWhenUsed="1"/>
+    <w:lsdException w:name="List Bullet 2" w:semiHidden="1" w:unhideWhenUsed="1"/>
+    <w:lsdException w:name="List Bullet 3" w:semiHidden="1" w:unhideWhenUsed="1"/>
+    <w:lsdException w:name="List Bullet 4" w:semiHidden="1" w:unhideWhenUsed="1"/>
+    <w:lsdException w:name="List Bullet 5" w:semiHidden="1" w:unhideWhenUsed="1"/>
+    <w:lsdException w:name="List Number 2" w:semiHidden="1" w:unhideWhenUsed="1"/>
+    <w:lsdException w:name="List Number 3" w:semiHidden="1" w:unhideWhenUsed="1"/>
+    <w:lsdException w:name="List Number 4" w:semiHidden="1" w:unhideWhenUsed="1"/>
+    <w:lsdException w:name="List Number 5" w:semiHidden="1" w:unhideWhenUsed="1"/>
+    <w:lsdException w:name="Title" w:uiPriority="10" w:qFormat="1"/>
+    <w:lsdException w:name="Closing" w:semiHidden="1" w:unhideWhenUsed="1"/>
+    <w:lsdException w:name="Signature" w:semiHidden="1" w:unhideWhenUsed="1"/>
+    <w:lsdException w:name="Default Paragraph Font" w:semiHidden="1" w:uiPriority="1" w:unhideWhenUsed="1"/>
+    <w:lsdException w:name="Body Text" w:semiHidden="1" w:unhideWhenUsed="1"/>
+    <w:lsdException w:name="Body Text Indent" w:semiHidden="1" w:unhideWhenUsed="1"/>
+    <w:lsdException w:name="List Continue" w:semiHidden="1" w:unhideWhenUsed="1"/>
+    <w:lsdException w:name="List Continue 2" w:semiHidden="1" w:unhideWhenUsed="1"/>
+    <w:lsdException w:name="List Continue 3" w:semiHidden="1" w:unhideWhenUsed="1"/>
+    <w:lsdException w:name="List Continue 4" w:semiHidden="1" w:unhideWhenUsed="1"/>
+    <w:lsdException w:name="List Continue 5" w:semiHidden="1" w:unhideWhenUsed="1"/>
+    <w:lsdException w:name="Message Header" w:semiHidden="1" w:unhideWhenUsed="1"/>
+    <w:lsdException w:name="Subtitle" w:uiPriority="11" w:qFormat="1"/>
+    <w:lsdException w:name="Salutation" w:semiHidden="1" w:unhideWhenUsed="1"/>
+    <w:lsdException w:name="Date" w:semiHidden="1" w:unhideWhenUsed="1"/>
+    <w:lsdException w:name="Body Text First Indent" w:semiHidden="1" w:unhideWhenUsed="1"/>
+    <w:lsdException w:name="Body Text First Indent 2" w:semiHidden="1" w:unhideWhenUsed="1"/>
+    <w:lsdException w:name="Note Heading" w:semiHidden="1" w:unhideWhenUsed="1"/>
+    <w:lsdException w:name="Body Text 2" w:semiHidden="1" w:unhideWhenUsed="1"/>
+    <w:lsdException w:name="Body Text 3" w:semiHidden="1" w:unhideWhenUsed="1"/>
+    <w:lsdException w:name="Body Text Indent 2" w:semiHidden="1" w:unhideWhenUsed="1"/>
+    <w:lsdException w:name="Body Text Indent 3" w:semiHidden="1" w:unhideWhenUsed="1"/>
+    <w:lsdException w:name="Block Text" w:semiHidden="1" w:unhideWhenUsed="1"/>
+    <w:lsdException w:name="Hyperlink" w:semiHidden="1" w:unhideWhenUsed="1"/>
+    <w:lsdException w:name="FollowedHyperlink" w:semiHidden="1" w:unhideWhenUsed="1"/>
+    <w:lsdException w:name="Strong" w:uiPriority="22" w:qFormat="1"/>
+    <w:lsdException w:name="Emphasis" w:uiPriority="20" w:qFormat="1"/>
+    <w:lsdException w:name="Document Map" w:semiHidden="1" w:unhideWhenUsed="1"/>
+    <w:lsdException w:name="Plain Text" w:semiHidden="1" w:unhideWhenUsed="1"/>
+    <w:lsdException w:name="E-mail Signature" w:semiHidden="1" w:unhideWhenUsed="1"/>
+    <w:lsdException w:name="HTML Top of Form" w:semiHidden="1" w:unhideWhenUsed="1"/>
+    <w:lsdException w:name="HTML Bottom of Form" w:semiHidden="1" w:unhideWhenUsed="1"/>
+    <w:lsdException w:name="Normal (Web)" w:semiHidden="1" w:unhideWhenUsed="1"/>
+    <w:lsdException w:name="HTML Acronym" w:semiHidden="1" w:unhideWhenUsed="1"/>
+    <w:lsdException w:name="HTML Address" w:semiHidden="1" w:unhideWhenUsed="1"/>
+    <w:lsdException w:name="HTML Cite" w:semiHidden="1" w:unhideWhenUsed="1"/>
+    <w:lsdException w:name="HTML Code" w:semiHidden="1" w:unhideWhenUsed="1"/>
+    <w:lsdException w:name="HTML Definition" w:semiHidden="1" w:unhideWhenUsed="1"/>
+    <w:lsdException w:name="HTML Keyboard" w:semiHidden="1" w:unhideWhenUsed="1"/>
+    <w:lsdException w:name="HTML Preformatted" w:semiHidden="1" w:unhideWhenUsed="1"/>
+    <w:lsdException w:name="HTML Sample" w:semiHidden="1" w:unhideWhenUsed="1"/>
+    <w:lsdException w:name="HTML Typewriter" w:semiHidden="1" w:unhideWhenUsed="1"/>
+    <w:lsdException w:name="HTML Variable" w:semiHidden="1" w:unhideWhenUsed="1"/>
+    <w:lsdException w:name="Normal Table" w:semiHidden="1" w:unhideWhenUsed="1"/>
+    <w:lsdException w:name="annotation subject" w:semiHidden="1" w:unhideWhenUsed="1"/>
+    <w:lsdException w:name="No List" w:semiHidden="1" w:unhideWhenUsed="1"/>
+    <w:lsdException w:name="Outline List 1" w:semiHidden="1" w:unhideWhenUsed="1"/>
+    <w:lsdException w:name="Outline List 2" w:semiHidden="1" w:unhideWhenUsed="1"/>
+    <w:lsdException w:name="Outline List 3" w:semiHidden="1" w:unhideWhenUsed="1"/>
+    <w:lsdException w:name="Table Simple 1" w:semiHidden="1" w:unhideWhenUsed="1"/>
+    <w:lsdException w:name="Table Simple 2" w:semiHidden="1" w:unhideWhenUsed="1"/>
+    <w:lsdException w:name="Table Simple 3" w:semiHidden="1" w:unhideWhenUsed="1"/>
+    <w:lsdException w:name="Table Classic 1" w:semiHidden="1" w:unhideWhenUsed="1"/>
+    <w:lsdException w:name="Table Classic 2" w:semiHidden="1" w:unhideWhenUsed="1"/>
+    <w:lsdException w:name="Table Classic 3" w:semiHidden="1" w:unhideWhenUsed="1"/>
+    <w:lsdException w:name="Table Classic 4" w:semiHidden="1" w:unhideWhenUsed="1"/>
+    <w:lsdException w:name="Table Colorful 1" w:semiHidden="1" w:unhideWhenUsed="1"/>
+    <w:lsdException w:name="Table Colorful 2" w:semiHidden="1" w:unhideWhenUsed="1"/>
+    <w:lsdException w:name="Table Colorful 3" w:semiHidden="1" w:unhideWhenUsed="1"/>
+    <w:lsdException w:name="Table Columns 1" w:semiHidden="1" w:unhideWhenUsed="1"/>
+    <w:lsdException w:name="Table Columns 2" w:semiHidden="1" w:unhideWhenUsed="1"/>
+    <w:lsdException w:name="Table Columns 3" w:semiHidden="1" w:unhideWhenUsed="1"/>
+    <w:lsdException w:name="Table Columns 4" w:semiHidden="1" w:unhideWhenUsed="1"/>
+    <w:lsdException w:name="Table Columns 5" w:semiHidden="1" w:unhideWhenUsed="1"/>
+    <w:lsdException w:name="Table Grid 1" w:semiHidden="1" w:unhideWhenUsed="1"/>
+    <w:lsdException w:name="Table Grid 2" w:semiHidden="1" w:unhideWhenUsed="1"/>
+    <w:lsdException w:name="Table Grid 3" w:semiHidden="1" w:unhideWhenUsed="1"/>
+    <w:lsdException w:name="Table Grid 4" w:semiHidden="1" w:unhideWhenUsed="1"/>
+    <w:lsdException w:name="Table Grid 5" w:semiHidden="1" w:unhideWhenUsed="1"/>
+    <w:lsdException w:name="Table Grid 6" w:semiHidden="1" w:unhideWhenUsed="1"/>
+    <w:lsdException w:name="Table Grid 7" w:semiHidden="1" w:unhideWhenUsed="1"/>
+    <w:lsdException w:name="Table Grid 8" w:semiHidden="1" w:unhideWhenUsed="1"/>
+    <w:lsdException w:name="Table List 1" w:semiHidden="1" w:unhideWhenUsed="1"/>
+    <w:lsdException w:name="Table List 2" w:semiHidden="1" w:unhideWhenUsed="1"/>
+    <w:lsdException w:name="Table List 3" w:semiHidden="1" w:unhideWhenUsed="1"/>
+    <w:lsdException w:name="Table List 4" w:semiHidden="1" w:unhideWhenUsed="1"/>
+    <w:lsdException w:name="Table List 5" w:semiHidden="1" w:unhideWhenUsed="1"/>
+    <w:lsdException w:name="Table List 6" w:semiHidden="1" w:unhideWhenUsed="1"/>
+    <w:lsdException w:name="Table List 7" w:semiHidden="1" w:unhideWhenUsed="1"/>
+    <w:lsdException w:name="Table List 8" w:semiHidden="1" w:unhideWhenUsed="1"/>
+    <w:lsdException w:name="Table 3D effects 1" w:semiHidden="1" w:unhideWhenUsed="1"/>
+    <w:lsdException w:name="Table 3D effects 2" w:semiHidden="1" w:unhideWhenUsed="1"/>
+    <w:lsdException w:name="Table 3D effects 3" w:semiHidden="1" w:unhideWhenUsed="1"/>
+    <w:lsdException w:name="Table Contemporary" w:semiHidden="1" w:unhideWhenUsed="1"/>
+    <w:lsdException w:name="Table Elegant" w:semiHidden="1" w:unhideWhenUsed="1"/>
+    <w:lsdException w:name="Table Professional" w:semiHidden="1" w:unhideWhenUsed="1"/>
+    <w:lsdException w:name="Table Subtle 1" w:semiHidden="1" w:unhideWhenUsed="1"/>
+    <w:lsdException w:name="Table Subtle 2" w:semiHidden="1" w:unhideWhenUsed="1"/>
+    <w:lsdException w:name="Table Web 1" w:semiHidden="1" w:unhideWhenUsed="1"/>
+    <w:lsdException w:name="Table Web 2" w:semiHidden="1" w:unhideWhenUsed="1"/>
+    <w:lsdException w:name="Table Web 3" w:semiHidden="1" w:unhideWhenUsed="1"/>
+    <w:lsdException w:name="Balloon Text" w:semiHidden="1" w:unhideWhenUsed="1"/>
+    <w:lsdException w:name="Table Grid" w:uiPriority="59"/>
+    <w:lsdException w:name="Table Theme" w:semiHidden="1" w:unhideWhenUsed="1"/>
+    <w:lsdException w:name="Placeholder Text" w:semiHidden="1"/>
+    <w:lsdException w:name="No Spacing" w:uiPriority="1" w:qFormat="1"/>
+    <w:lsdException w:name="Light Shading" w:uiPriority="60"/>
+    <w:lsdException w:name="Light List" w:uiPriority="61"/>
+    <w:lsdException w:name="Light Grid" w:uiPriority="62"/>
+    <w:lsdException w:name="Medium Shading 1" w:uiPriority="63"/>
+    <w:lsdException w:name="Medium Shading 2" w:uiPriority="64"/>
+    <w:lsdException w:name="Medium List 1" w:uiPriority="65"/>
+    <w:lsdException w:name="Medium List 2" w:uiPriority="66"/>
+    <w:lsdException w:name="Medium Grid 1" w:uiPriority="67"/>
+    <w:lsdException w:name="Medium Grid 2" w:uiPriority="68"/>
+    <w:lsdException w:name="Medium Grid 3" w:uiPriority="69"/>
+    <w:lsdException w:name="Dark List" w:uiPriority="70"/>
+    <w:lsdException w:name="Colorful Shading" w:uiPriority="71"/>
+    <w:lsdException w:name="Colorful List" w:uiPriority="72"/>
+    <w:lsdException w:name="Colorful Grid" w:uiPriority="73"/>
+    <w:lsdException w:name="Light Shading Accent 1" w:uiPriority="60"/>
+    <w:lsdException w:name="Light List Accent 1" w:uiPriority="61"/>
+    <w:lsdException w:name="Light Grid Accent 1" w:uiPriority="62"/>
+    <w:lsdException w:name="Medium Shading 1 Accent 1" w:uiPriority="63"/>
+    <w:lsdException w:name="Medium Shading 2 Accent 1" w:uiPriority="64"/>
+    <w:lsdException w:name="Medium List 1 Accent 1" w:uiPriority="65"/>
+    <w:lsdException w:name="Revision" w:semiHidden="1"/>
+    <w:lsdException w:name="List Paragraph" w:uiPriority="34" w:qFormat="1"/>
+    <w:lsdException w:name="Quote" w:uiPriority="29" w:qFormat="1"/>
+    <w:lsdException w:name="Intense Quote" w:uiPriority="30" w:qFormat="1"/>
+    <w:lsdException w:name="Medium List 2 Accent 1" w:uiPriority="66"/>
+    <w:lsdException w:name="Medium Grid 1 Accent 1" w:uiPriority="67"/>
+    <w:lsdException w:name="Medium Grid 2 Accent 1" w:uiPriority="68"/>
+    <w:lsdException w:name="Medium Grid 3 Accent 1" w:uiPriority="69"/>
+    <w:lsdException w:name="Dark List Accent 1" w:uiPriority="70"/>
+    <w:lsdException w:name="Colorful Shading Accent 1" w:uiPriority="71"/>
+    <w:lsdException w:name="Colorful List Accent 1" w:uiPriority="72"/>
+    <w:lsdException w:name="Colorful Grid Accent 1" w:uiPriority="73"/>
+    <w:lsdException w:name="Light Shading Accent 2" w:uiPriority="60"/>
+    <w:lsdException w:name="Light List Accent 2" w:uiPriority="61"/>
+    <w:lsdException w:name="Light Grid Accent 2" w:uiPriority="62"/>
+    <w:lsdException w:name="Medium Shading 1 Accent 2" w:uiPriority="63"/>
+    <w:lsdException w:name="Medium Shading 2 Accent 2" w:uiPriority="64"/>
+    <w:lsdException w:name="Medium List 1 Accent 2" w:uiPriority="65"/>
+    <w:lsdException w:name="Medium List 2 Accent 2" w:uiPriority="66"/>
+    <w:lsdException w:name="Medium Grid 1 Accent 2" w:uiPriority="67"/>
+    <w:lsdException w:name="Medium Grid 2 Accent 2" w:uiPriority="68"/>
+    <w:lsdException w:name="Medium Grid 3 Accent 2" w:uiPriority="69"/>
+    <w:lsdException w:name="Dark List Accent 2" w:uiPriority="70"/>
+    <w:lsdException w:name="Colorful Shading Accent 2" w:uiPriority="71"/>
+    <w:lsdException w:name="Colorful List Accent 2" w:uiPriority="72"/>
+    <w:lsdException w:name="Colorful Grid Accent 2" w:uiPriority="73"/>
+    <w:lsdException w:name="Light Shading Accent 3" w:uiPriority="60"/>
+    <w:lsdException w:name="Light List Accent 3" w:uiPriority="61"/>
+    <w:lsdException w:name="Light Grid Accent 3" w:uiPriority="62"/>
+    <w:lsdException w:name="Medium Shading 1 Accent 3" w:uiPriority="63"/>
+    <w:lsdException w:name="Medium Shading 2 Accent 3" w:uiPriority="64"/>
+    <w:lsdException w:name="Medium List 1 Accent 3" w:uiPriority="65"/>
+    <w:lsdException w:name="Medium List 2 Accent 3" w:uiPriority="66"/>
+    <w:lsdException w:name="Medium Grid 1 Accent 3" w:uiPriority="67"/>
+    <w:lsdException w:name="Medium Grid 2 Accent 3" w:uiPriority="68"/>
+    <w:lsdException w:name="Medium Grid 3 Accent 3" w:uiPriority="69"/>
+    <w:lsdException w:name="Dark List Accent 3" w:uiPriority="70"/>
+    <w:lsdException w:name="Colorful Shading Accent 3" w:uiPriority="71"/>
+    <w:lsdException w:name="Colorful List Accent 3" w:uiPriority="72"/>
+    <w:lsdException w:name="Colorful Grid Accent 3" w:uiPriority="73"/>
+    <w:lsdException w:name="Light Shading Accent 4" w:uiPriority="60"/>
+    <w:lsdException w:name="Light List Accent 4" w:uiPriority="61"/>
+    <w:lsdException w:name="Light Grid Accent 4" w:uiPriority="62"/>
+    <w:lsdException w:name="Medium Shading 1 Accent 4" w:uiPriority="63"/>
+    <w:lsdException w:name="Medium Shading 2 Accent 4" w:uiPriority="64"/>
+    <w:lsdException w:name="Medium List 1 Accent 4" w:uiPriority="65"/>
+    <w:lsdException w:name="Medium List 2 Accent 4" w:uiPriority="66"/>
+    <w:lsdException w:name="Medium Grid 1 Accent 4" w:uiPriority="67"/>
+    <w:lsdException w:name="Medium Grid 2 Accent 4" w:uiPriority="68"/>
+    <w:lsdException w:name="Medium Grid 3 Accent 4" w:uiPriority="69"/>
+    <w:lsdException w:name="Dark List Accent 4" w:uiPriority="70"/>
+    <w:lsdException w:name="Colorful Shading Accent 4" w:uiPriority="71"/>
+    <w:lsdException w:name="Colorful List Accent 4" w:uiPriority="72"/>
+    <w:lsdException w:name="Colorful Grid Accent 4" w:uiPriority="73"/>
+    <w:lsdException w:name="Light Shading Accent 5" w:uiPriority="60"/>
+    <w:lsdException w:name="Light List Accent 5" w:uiPriority="61"/>
+    <w:lsdException w:name="Light Grid Accent 5" w:uiPriority="62"/>
+    <w:lsdException w:name="Medium Shading 1 Accent 5" w:uiPriority="63"/>
+    <w:lsdException w:name="Medium Shading 2 Accent 5" w:uiPriority="64"/>
+    <w:lsdException w:name="Medium List 1 Accent 5" w:uiPriority="65"/>
+    <w:lsdException w:name="Medium List 2 Accent 5" w:uiPriority="66"/>
+    <w:lsdException w:name="Medium Grid 1 Accent 5" w:uiPriority="67"/>
+    <w:lsdException w:name="Medium Grid 2 Accent 5" w:uiPriority="68"/>
+    <w:lsdException w:name="Medium Grid 3 Accent 5" w:uiPriority="69"/>
+    <w:lsdException w:name="Dark List Accent 5" w:uiPriority="70"/>
+    <w:lsdException w:name="Colorful Shading Accent 5" w:uiPriority="71"/>
+    <w:lsdException w:name="Colorful List Accent 5" w:uiPriority="72"/>
+    <w:lsdException w:name="Colorful Grid Accent 5" w:uiPriority="73"/>
+    <w:lsdException w:name="Light Shading Accent 6" w:uiPriority="60"/>
+    <w:lsdException w:name="Light List Accent 6" w:uiPriority="61"/>
+    <w:lsdException w:name="Light Grid Accent 6" w:uiPriority="62"/>
+    <w:lsdException w:name="Medium Shading 1 Accent 6" w:uiPriority="63"/>
+    <w:lsdException w:name="Medium Shading 2 Accent 6" w:uiPriority="64"/>
+    <w:lsdException w:name="Medium List 1 Accent 6" w:uiPriority="65"/>
+    <w:lsdException w:name="Medium List 2 Accent 6" w:uiPriority="66"/>
+    <w:lsdException w:name="Medium Grid 1 Accent 6" w:uiPriority="67"/>
+    <w:lsdException w:name="Medium Grid 2 Accent 6" w:uiPriority="68"/>
+    <w:lsdException w:name="Medium Grid 3 Accent 6" w:uiPriority="69"/>
+    <w:lsdException w:name="Dark List Accent 6" w:uiPriority="70"/>
+    <w:lsdException w:name="Colorful Shading Accent 6" w:uiPriority="71"/>
+    <w:lsdException w:name="Colorful List Accent 6" w:uiPriority="72"/>
+    <w:lsdException w:name="Colorful Grid Accent 6" w:uiPriority="73"/>
+    <w:lsdException w:name="Subtle Emphasis" w:uiPriority="19" w:qFormat="1"/>
+    <w:lsdException w:name="Intense Emphasis" w:uiPriority="21" w:qFormat="1"/>
+    <w:lsdException w:name="Subtle Reference" w:uiPriority="31" w:qFormat="1"/>
+    <w:lsdException w:name="Intense Reference" w:uiPriority="32" w:qFormat="1"/>
+    <w:lsdException w:name="Book Title" w:uiPriority="33" w:qFormat="1"/>
+    <w:lsdException w:name="Bibliography" w:semiHidden="1" w:uiPriority="37" w:unhideWhenUsed="1"/>
+    <w:lsdException w:name="TOC Heading" w:semiHidden="1" w:uiPriority="39" w:unhideWhenUsed="1" w:qFormat="1"/>
+    <w:lsdException w:name="Plain Table 1" w:uiPriority="41"/>
+    <w:lsdException w:name="Plain Table 2" w:uiPriority="42"/>
+    <w:lsdException w:name="Plain Table 3" w:uiPriority="43"/>
+    <w:lsdException w:name="Plain Table 4" w:uiPriority="44"/>
+    <w:lsdException w:name="Plain Table 5" w:uiPriority="45"/>
+    <w:lsdException w:name="Grid Table Light" w:uiPriority="40"/>
+    <w:lsdException w:name="Grid Table 1 Light" w:uiPriority="46"/>
+    <w:lsdException w:name="Grid Table 2" w:uiPriority="47"/>
+    <w:lsdException w:name="Grid Table 3" w:uiPriority="48"/>
+    <w:lsdException w:name="Grid Table 4" w:uiPriority="49"/>
+    <w:lsdException w:name="Grid Table 5 Dark" w:uiPriority="50"/>
+    <w:lsdException w:name="Grid Table 6 Colorful" w:uiPriority="51"/>
+    <w:lsdException w:name="Grid Table 7 Colorful" w:uiPriority="52"/>
+    <w:lsdException w:name="Grid Table 1 Light Accent 1" w:uiPriority="46"/>
+    <w:lsdException w:name="Grid Table 2 Accent 1" w:uiPriority="47"/>
+    <w:lsdException w:name="Grid Table 3 Accent 1" w:uiPriority="48"/>
+    <w:lsdException w:name="Grid Table 4 Accent 1" w:uiPriority="49"/>
+    <w:lsdException w:name="Grid Table 5 Dark Accent 1" w:uiPriority="50"/>
+    <w:lsdException w:name="Grid Table 6 Colorful Accent 1" w:uiPriority="51"/>
+    <w:lsdException w:name="Grid Table 7 Colorful Accent 1" w:uiPriority="52"/>
+    <w:lsdException w:name="Grid Table 1 Light Accent 2" w:uiPriority="46"/>
+    <w:lsdException w:name="Grid Table 2 Accent 2" w:uiPriority="47"/>
+    <w:lsdException w:name="Grid Table 3 Accent 2" w:uiPriority="48"/>
+    <w:lsdException w:name="Grid Table 4 Accent 2" w:uiPriority="49"/>
+    <w:lsdException w:name="Grid Table 5 Dark Accent 2" w:uiPriority="50"/>
+    <w:lsdException w:name="Grid Table 6 Colorful Accent 2" w:uiPriority="51"/>
+    <w:lsdException w:name="Grid Table 7 Colorful Accent 2" w:uiPriority="52"/>
+    <w:lsdException w:name="Grid Table 1 Light Accent 3" w:uiPriority="46"/>
+    <w:lsdException w:name="Grid Table 2 Accent 3" w:uiPriority="47"/>
+    <w:lsdException w:name="Grid Table 3 Accent 3" w:uiPriority="48"/>
+    <w:lsdException w:name="Grid Table 4 Accent 3" w:uiPriority="49"/>
+    <w:lsdException w:name="Grid Table 5 Dark Accent 3" w:uiPriority="50"/>
+    <w:lsdException w:name="Grid Table 6 Colorful Accent 3" w:uiPriority="51"/>
+    <w:lsdException w:name="Grid Table 7 Colorful Accent 3" w:uiPriority="52"/>
+    <w:lsdException w:name="Grid Table 1 Light Accent 4" w:uiPriority="46"/>
+    <w:lsdException w:name="Grid Table 2 Accent 4" w:uiPriority="47"/>
+    <w:lsdException w:name="Grid Table 3 Accent 4" w:uiPriority="48"/>
+    <w:lsdException w:name="Grid Table 4 Accent 4" w:uiPriority="49"/>
+    <w:lsdException w:name="Grid Table 5 Dark Accent 4" w:uiPriority="50"/>
+    <w:lsdException w:name="Grid Table 6 Colorful Accent 4" w:uiPriority="51"/>
+    <w:lsdException w:name="Grid Table 7 Colorful Accent 4" w:uiPriority="52"/>
+    <w:lsdException w:name="Grid Table 1 Light Accent 5" w:uiPriority="46"/>
+    <w:lsdException w:name="Grid Table 2 Accent 5" w:uiPriority="47"/>
+    <w:lsdException w:name="Grid Table 3 Accent 5" w:uiPriority="48"/>
+    <w:lsdException w:name="Grid Table 4 Accent 5" w:uiPriority="49"/>
+    <w:lsdException w:name="Grid Table 5 Dark Accent 5" w:uiPriority="50"/>
+    <w:lsdException w:name="Grid Table 6 Colorful Accent 5" w:uiPriority="51"/>
+    <w:lsdException w:name="Grid Table 7 Colorful Accent 5" w:uiPriority="52"/>
+    <w:lsdException w:name="Grid Table 1 Light Accent 6" w:uiPriority="46"/>
+    <w:lsdException w:name="Grid Table 2 Accent 6" w:uiPriority="47"/>
+    <w:lsdException w:name="Grid Table 3 Accent 6" w:uiPriority="48"/>
+    <w:lsdException w:name="Grid Table 4 Accent 6" w:uiPriority="49"/>
+    <w:lsdException w:name="Grid Table 5 Dark Accent 6" w:uiPriority="50"/>
+    <w:lsdException w:name="Grid Table 6 Colorful Accent 6" w:uiPriority="51"/>
+    <w:lsdException w:name="Grid Table 7 Colorful Accent 6" w:uiPriority="52"/>
+    <w:lsdException w:name="List Table 1 Light" w:uiPriority="46"/>
+    <w:lsdException w:name="List Table 2" w:uiPriority="47"/>
+    <w:lsdException w:name="List Table 3" w:uiPriority="48"/>
+    <w:lsdException w:name="List Table 4" w:uiPriority="49"/>
+    <w:lsdException w:name="List Table 5 Dark" w:uiPriority="50"/>
+    <w:lsdException w:name="List Table 6 Colorful" w:uiPriority="51"/>
+    <w:lsdException w:name="List Table 7 Colorful" w:uiPriority="52"/>
+    <w:lsdException w:name="List Table 1 Light Accent 1" w:uiPriority="46"/>
+    <w:lsdException w:name="List Table 2 Accent 1" w:uiPriority="47"/>
+    <w:lsdException w:name="List Table 3 Accent 1" w:uiPriority="48"/>
+    <w:lsdException w:name="List Table 4 Accent 1" w:uiPriority="49"/>
+    <w:lsdException w:name="List Table 5 Dark Accent 1" w:uiPriority="50"/>
+    <w:lsdException w:name="List Table 6 Colorful Accent 1" w:uiPriority="51"/>
+    <w:lsdException w:name="List Table 7 Colorful Accent 1" w:uiPriority="52"/>
+    <w:lsdException w:name="List Table 1 Light Accent 2" w:uiPriority="46"/>
+    <w:lsdException w:name="List Table 2 Accent 2" w:uiPriority="47"/>
+    <w:lsdException w:name="List Table 3 Accent 2" w:uiPriority="48"/>
+    <w:lsdException w:name="List Table 4 Accent 2" w:uiPriority="49"/>
+    <w:lsdException w:name="List Table 5 Dark Accent 2" w:uiPriority="50"/>
+    <w:lsdException w:name="List Table 6 Colorful Accent 2" w:uiPriority="51"/>
+    <w:lsdException w:name="List Table 7 Colorful Accent 2" w:uiPriority="52"/>
+    <w:lsdException w:name="List Table 1 Light Accent 3" w:uiPriority="46"/>
+    <w:lsdException w:name="List Table 2 Accent 3" w:uiPriority="47"/>
+    <w:lsdException w:name="List Table 3 Accent 3" w:uiPriority="48"/>
+    <w:lsdException w:name="List Table 4 Accent 3" w:uiPriority="49"/>
+    <w:lsdException w:name="List Table 5 Dark Accent 3" w:uiPriority="50"/>
+    <w:lsdException w:name="List Table 6 Colorful Accent 3" w:uiPriority="51"/>
+    <w:lsdException w:name="List Table 7 Colorful Accent 3" w:uiPriority="52"/>
+    <w:lsdException w:name="List Table 1 Light Accent 4" w:uiPriority="46"/>
+    <w:lsdException w:name="List Table 2 Accent 4" w:uiPriority="47"/>
+    <w:lsdException w:name="List Table 3 Accent 4" w:uiPriority="48"/>
+    <w:lsdException w:name="List Table 4 Accent 4" w:uiPriority="49"/>
+    <w:lsdException w:name="List Table 5 Dark Accent 4" w:uiPriority="50"/>
+    <w:lsdException w:name="List Table 6 Colorful Accent 4" w:uiPriority="51"/>
+    <w:lsdException w:name="List Table 7 Colorful Accent 4" w:uiPriority="52"/>
+    <w:lsdException w:name="List Table 1 Light Accent 5" w:uiPriority="46"/>
+    <w:lsdException w:name="List Table 2 Accent 5" w:uiPriority="47"/>
+    <w:lsdException w:name="List Table 3 Accent 5" w:uiPriority="48"/>
+    <w:lsdException w:name="List Table 4 Accent 5" w:uiPriority="49"/>
+    <w:lsdException w:name="List Table 5 Dark Accent 5" w:uiPriority="50"/>
+    <w:lsdException w:name="List Table 6 Colorful Accent 5" w:uiPriority="51"/>
+    <w:lsdException w:name="List Table 7 Colorful Accent 5" w:uiPriority="52"/>
+    <w:lsdException w:name="List Table 1 Light Accent 6" w:uiPriority="46"/>
+    <w:lsdException w:name="List Table 2 Accent 6" w:uiPriority="47"/>
+    <w:lsdException w:name="List Table 3 Accent 6" w:uiPriority="48"/>
+    <w:lsdException w:name="List Table 4 Accent 6" w:uiPriority="49"/>
+    <w:lsdException w:name="List Table 5 Dark Accent 6" w:uiPriority="50"/>
+    <w:lsdException w:name="List Table 6 Colorful Accent 6" w:uiPriority="51"/>
+    <w:lsdException w:name="List Table 7 Colorful Accent 6" w:uiPriority="52"/>
   </w:latentStyles>
   <w:style w:type="paragraph" w:default="1" w:styleId="Normal">
     <w:name w:val="Normal"/>
@@ -2925,7 +3362,6 @@
     <w:uiPriority w:val="99"/>
     <w:semiHidden/>
     <w:unhideWhenUsed/>
-    <w:qFormat/>
     <w:tblPr>
       <w:tblInd w:w="0" w:type="dxa"/>
       <w:tblCellMar>
@@ -2990,7 +3426,7 @@
 </file>
 
 <file path=word/glossary/webSettings.xml><?xml version="1.0" encoding="utf-8"?>
-<w:webSettings xmlns:r="http://schemas.openxmlformats.org/officeDocument/2006/relationships" xmlns:w="http://schemas.openxmlformats.org/wordprocessingml/2006/main">
+<w:webSettings xmlns:mc="http://schemas.openxmlformats.org/markup-compatibility/2006" xmlns:r="http://schemas.openxmlformats.org/officeDocument/2006/relationships" xmlns:w="http://schemas.openxmlformats.org/wordprocessingml/2006/main" xmlns:w14="http://schemas.microsoft.com/office/word/2010/wordml" xmlns:w15="http://schemas.microsoft.com/office/word/2012/wordml" mc:Ignorable="w14 w15">
   <w:optimizeForBrowser/>
   <w:allowPNG/>
 </w:webSettings>
